--- a/指導課訪問_みらい青空学園/発表原稿_５校時指導・講評_みらい青空学園.docx
+++ b/指導課訪問_みらい青空学園/発表原稿_５校時指導・講評_みらい青空学園.docx
@@ -284,7 +284,7 @@
           <w:sz w:val="18"/>
           <w:szCs w:val="18"/>
         </w:rPr>
-        <w:t xml:space="preserve">・全文で約３，０００字。ふつうの速さで読んでちょうど１０分です。</w:t>
+        <w:t xml:space="preserve">・全文で約３，０００字。ふつうの速さで読んでちょうど１０分です。クイズの間を含め約10分10秒。</w:t>
       </w:r>
     </w:p>
     <w:p>
@@ -423,7 +423,7 @@
           <w:sz w:val="21"/>
           <w:szCs w:val="21"/>
         </w:rPr>
-        <w:t xml:space="preserve">塚本先生、田口先生、東海林先生、そして本日ご準備いただいた先生方に、まず御礼を申し上げます。</w:t>
+        <w:t xml:space="preserve">授業を公開してくださった先生方に、まず御礼を申し上げます。</w:t>
       </w:r>
     </w:p>
     <w:p>
@@ -579,98 +579,85 @@
           <w:sz w:val="21"/>
           <w:szCs w:val="21"/>
         </w:rPr>
-        <w:t xml:space="preserve">令和８年度の全国学力・学習状況調査、練馬区の質問紙調査からの出題です。</w:t>
-      </w:r>
-    </w:p>
-    <w:p>
-      <w:pPr>
-        <w:spacing w:after="60" w:line="340"/>
-      </w:pPr>
-      <w:r>
-        <w:rPr>
-          <w:rFonts w:ascii="ＭＳ 明朝" w:cs="ＭＳ 明朝" w:eastAsia="ＭＳ 明朝" w:hAnsi="ＭＳ 明朝"/>
-          <w:sz w:val="21"/>
-          <w:szCs w:val="21"/>
-        </w:rPr>
-        <w:t xml:space="preserve">第一問。「将来の夢や目標を持っていますか」。</w:t>
-      </w:r>
-    </w:p>
-    <w:p>
-      <w:pPr>
-        <w:spacing w:after="60" w:line="340"/>
-      </w:pPr>
-      <w:r>
-        <w:rPr>
-          <w:rFonts w:ascii="ＭＳ 明朝" w:cs="ＭＳ 明朝" w:eastAsia="ＭＳ 明朝" w:hAnsi="ＭＳ 明朝"/>
-          <w:sz w:val="21"/>
-          <w:szCs w:val="21"/>
-        </w:rPr>
-        <w:t xml:space="preserve">肯定的に答えた小学校６年生は、練馬区で８０．３パーセントです。</w:t>
-      </w:r>
-    </w:p>
-    <w:p>
-      <w:pPr>
-        <w:spacing w:after="60" w:line="340"/>
-      </w:pPr>
-      <w:r>
-        <w:rPr>
-          <w:rFonts w:ascii="ＭＳ 明朝" w:cs="ＭＳ 明朝" w:eastAsia="ＭＳ 明朝" w:hAnsi="ＭＳ 明朝"/>
-          <w:sz w:val="21"/>
-          <w:szCs w:val="21"/>
-        </w:rPr>
-        <w:t xml:space="preserve">では、中学校３年生は何パーセントでしょうか。</w:t>
-      </w:r>
-    </w:p>
-    <w:p>
-      <w:pPr>
-        <w:spacing w:after="60" w:line="340"/>
-      </w:pPr>
-      <w:r>
-        <w:rPr>
-          <w:rFonts w:ascii="ＭＳ 明朝" w:cs="ＭＳ 明朝" w:eastAsia="ＭＳ 明朝" w:hAnsi="ＭＳ 明朝"/>
-          <w:sz w:val="21"/>
-          <w:szCs w:val="21"/>
-        </w:rPr>
-        <w:t xml:space="preserve">①　約８０パーセント。②　約７３パーセント。③　約６６パーセント。</w:t>
-      </w:r>
-    </w:p>
-    <w:p>
-      <w:pPr>
-        <w:spacing w:after="60" w:line="340"/>
-      </w:pPr>
-      <w:r>
-        <w:rPr>
-          <w:rFonts w:ascii="ＭＳ 明朝" w:cs="ＭＳ 明朝" w:eastAsia="ＭＳ 明朝" w:hAnsi="ＭＳ 明朝"/>
-          <w:sz w:val="21"/>
-          <w:szCs w:val="21"/>
-        </w:rPr>
-        <w:t xml:space="preserve">続いて第二問。「英語の勉強は好きですか」。</w:t>
-      </w:r>
-    </w:p>
-    <w:p>
-      <w:pPr>
-        <w:spacing w:after="60" w:line="340"/>
-      </w:pPr>
-      <w:r>
-        <w:rPr>
-          <w:rFonts w:ascii="ＭＳ 明朝" w:cs="ＭＳ 明朝" w:eastAsia="ＭＳ 明朝" w:hAnsi="ＭＳ 明朝"/>
-          <w:sz w:val="21"/>
-          <w:szCs w:val="21"/>
-        </w:rPr>
-        <w:t xml:space="preserve">小学校６年生は６８．２パーセント。中学校３年生はどうでしょうか。</w:t>
-      </w:r>
-    </w:p>
-    <w:p>
-      <w:pPr>
-        <w:spacing w:after="60" w:line="340"/>
-      </w:pPr>
-      <w:r>
-        <w:rPr>
-          <w:rFonts w:ascii="ＭＳ 明朝" w:cs="ＭＳ 明朝" w:eastAsia="ＭＳ 明朝" w:hAnsi="ＭＳ 明朝"/>
-          <w:sz w:val="21"/>
-          <w:szCs w:val="21"/>
-        </w:rPr>
-        <w:t xml:space="preserve">①　約６８。②　約６１。③　約５５。</w:t>
+        <w:t xml:space="preserve">令和８年度の全国学力・学習状況調査、質問紙調査からの出題です。</w:t>
+      </w:r>
+    </w:p>
+    <w:p>
+      <w:pPr>
+        <w:spacing w:after="60" w:line="340"/>
+      </w:pPr>
+      <w:r>
+        <w:rPr>
+          <w:rFonts w:ascii="ＭＳ 明朝" w:cs="ＭＳ 明朝" w:eastAsia="ＭＳ 明朝" w:hAnsi="ＭＳ 明朝"/>
+          <w:sz w:val="21"/>
+          <w:szCs w:val="21"/>
+        </w:rPr>
+        <w:t xml:space="preserve">全国では、小学校から中学校にかけて下がる項目が多くあります。「英語の勉強は好きですか」は、全国で１５．５ポイント下がります。</w:t>
+      </w:r>
+    </w:p>
+    <w:p>
+      <w:pPr>
+        <w:spacing w:after="60" w:line="340"/>
+      </w:pPr>
+      <w:r>
+        <w:rPr>
+          <w:rFonts w:ascii="ＭＳ 明朝" w:cs="ＭＳ 明朝" w:eastAsia="ＭＳ 明朝" w:hAnsi="ＭＳ 明朝"/>
+          <w:sz w:val="21"/>
+          <w:szCs w:val="21"/>
+        </w:rPr>
+        <w:t xml:space="preserve">では、本校ではどうだったでしょうか。</w:t>
+      </w:r>
+    </w:p>
+    <w:p>
+      <w:pPr>
+        <w:spacing w:after="60" w:line="340"/>
+      </w:pPr>
+      <w:r>
+        <w:rPr>
+          <w:rFonts w:ascii="ＭＳ 明朝" w:cs="ＭＳ 明朝" w:eastAsia="ＭＳ 明朝" w:hAnsi="ＭＳ 明朝"/>
+          <w:sz w:val="21"/>
+          <w:szCs w:val="21"/>
+        </w:rPr>
+        <w:t xml:space="preserve">第一問。「英語の勉強は好きですか」。本校の小学部６年は５１．８パーセントです。中学部９年は何パーセントでしょうか。</w:t>
+      </w:r>
+    </w:p>
+    <w:p>
+      <w:pPr>
+        <w:spacing w:after="60" w:line="340"/>
+      </w:pPr>
+      <w:r>
+        <w:rPr>
+          <w:rFonts w:ascii="ＭＳ 明朝" w:cs="ＭＳ 明朝" w:eastAsia="ＭＳ 明朝" w:hAnsi="ＭＳ 明朝"/>
+          <w:sz w:val="21"/>
+          <w:szCs w:val="21"/>
+        </w:rPr>
+        <w:t xml:space="preserve">①　約４２パーセント。②　約５２パーセント。③　約６２パーセント。</w:t>
+      </w:r>
+    </w:p>
+    <w:p>
+      <w:pPr>
+        <w:spacing w:after="60" w:line="340"/>
+      </w:pPr>
+      <w:r>
+        <w:rPr>
+          <w:rFonts w:ascii="ＭＳ 明朝" w:cs="ＭＳ 明朝" w:eastAsia="ＭＳ 明朝" w:hAnsi="ＭＳ 明朝"/>
+          <w:sz w:val="21"/>
+          <w:szCs w:val="21"/>
+        </w:rPr>
+        <w:t xml:space="preserve">第二問。「自分には、よいところがあると思いますか」。本校の小学部６年は８５．２パーセント。中学部９年はどうでしょうか。</w:t>
+      </w:r>
+    </w:p>
+    <w:p>
+      <w:pPr>
+        <w:spacing w:after="60" w:line="340"/>
+      </w:pPr>
+      <w:r>
+        <w:rPr>
+          <w:rFonts w:ascii="ＭＳ 明朝" w:cs="ＭＳ 明朝" w:eastAsia="ＭＳ 明朝" w:hAnsi="ＭＳ 明朝"/>
+          <w:sz w:val="21"/>
+          <w:szCs w:val="21"/>
+        </w:rPr>
+        <w:t xml:space="preserve">①　約８５。②　約８８。③　約９２。</w:t>
       </w:r>
     </w:p>
     <w:p>
@@ -724,7 +711,7 @@
           <w:sz w:val="18"/>
           <w:szCs w:val="18"/>
         </w:rPr>
-        <w:t xml:space="preserve">　　1:20</w:t>
+        <w:t xml:space="preserve">　　1:48</w:t>
       </w:r>
     </w:p>
     <w:p>
@@ -750,46 +737,72 @@
           <w:sz w:val="21"/>
           <w:szCs w:val="21"/>
         </w:rPr>
-        <w:t xml:space="preserve">「将来の夢や目標」は、６５．５パーセント。１４．８ポイント下がります。</w:t>
-      </w:r>
-    </w:p>
-    <w:p>
-      <w:pPr>
-        <w:spacing w:after="60" w:line="340"/>
-      </w:pPr>
-      <w:r>
-        <w:rPr>
-          <w:rFonts w:ascii="ＭＳ 明朝" w:cs="ＭＳ 明朝" w:eastAsia="ＭＳ 明朝" w:hAnsi="ＭＳ 明朝"/>
-          <w:sz w:val="21"/>
-          <w:szCs w:val="21"/>
-        </w:rPr>
-        <w:t xml:space="preserve">「英語の勉強が好き」は、５４．７パーセント。１３．５ポイント下がります。</w:t>
-      </w:r>
-    </w:p>
-    <w:p>
-      <w:pPr>
-        <w:spacing w:after="60" w:line="340"/>
-      </w:pPr>
-      <w:r>
-        <w:rPr>
-          <w:rFonts w:ascii="ＭＳ 明朝" w:cs="ＭＳ 明朝" w:eastAsia="ＭＳ 明朝" w:hAnsi="ＭＳ 明朝"/>
-          <w:sz w:val="21"/>
-          <w:szCs w:val="21"/>
-        </w:rPr>
-        <w:t xml:space="preserve">同じ子どもが、３年の間にこれだけ変わる。</w:t>
-      </w:r>
-    </w:p>
-    <w:p>
-      <w:pPr>
-        <w:spacing w:after="60" w:line="340"/>
-      </w:pPr>
-      <w:r>
-        <w:rPr>
-          <w:rFonts w:ascii="ＭＳ 明朝" w:cs="ＭＳ 明朝" w:eastAsia="ＭＳ 明朝" w:hAnsi="ＭＳ 明朝"/>
-          <w:sz w:val="21"/>
-          <w:szCs w:val="21"/>
-        </w:rPr>
-        <w:t xml:space="preserve">これが、いわゆる「中１ギャップ」と呼ばれる段差です。</w:t>
+        <w:t xml:space="preserve">「英語の勉強は好きですか」は、５１．８から６１．７パーセントへ。９．９ポイント上がっています。</w:t>
+      </w:r>
+    </w:p>
+    <w:p>
+      <w:pPr>
+        <w:spacing w:after="60" w:line="340"/>
+      </w:pPr>
+      <w:r>
+        <w:rPr>
+          <w:rFonts w:ascii="ＭＳ 明朝" w:cs="ＭＳ 明朝" w:eastAsia="ＭＳ 明朝" w:hAnsi="ＭＳ 明朝"/>
+          <w:sz w:val="21"/>
+          <w:szCs w:val="21"/>
+        </w:rPr>
+        <w:t xml:space="preserve">全国が１５．５ポイント下がる項目です。</w:t>
+      </w:r>
+    </w:p>
+    <w:p>
+      <w:pPr>
+        <w:spacing w:after="60" w:line="340"/>
+      </w:pPr>
+      <w:r>
+        <w:rPr>
+          <w:rFonts w:ascii="ＭＳ 明朝" w:cs="ＭＳ 明朝" w:eastAsia="ＭＳ 明朝" w:hAnsi="ＭＳ 明朝"/>
+          <w:sz w:val="21"/>
+          <w:szCs w:val="21"/>
+        </w:rPr>
+        <w:t xml:space="preserve">小学部では全国を下回っていたものが、中学部では全国を１０ポイント以上、上回りました。</w:t>
+      </w:r>
+    </w:p>
+    <w:p>
+      <w:pPr>
+        <w:spacing w:after="60" w:line="340"/>
+      </w:pPr>
+      <w:r>
+        <w:rPr>
+          <w:rFonts w:ascii="ＭＳ 明朝" w:cs="ＭＳ 明朝" w:eastAsia="ＭＳ 明朝" w:hAnsi="ＭＳ 明朝"/>
+          <w:sz w:val="21"/>
+          <w:szCs w:val="21"/>
+        </w:rPr>
+        <w:t xml:space="preserve">「自分には、よいところがある」は、８５．２から９１．５パーセントへ。６．３ポイント上がっています。全国は１．６ポイント下がります。</w:t>
+      </w:r>
+    </w:p>
+    <w:p>
+      <w:pPr>
+        <w:spacing w:after="60" w:line="340"/>
+      </w:pPr>
+      <w:r>
+        <w:rPr>
+          <w:rFonts w:ascii="ＭＳ 明朝" w:cs="ＭＳ 明朝" w:eastAsia="ＭＳ 明朝" w:hAnsi="ＭＳ 明朝"/>
+          <w:sz w:val="21"/>
+          <w:szCs w:val="21"/>
+        </w:rPr>
+        <w:t xml:space="preserve">全国も東京都も下がる項目で、本校は上がっている。</w:t>
+      </w:r>
+    </w:p>
+    <w:p>
+      <w:pPr>
+        <w:spacing w:after="60" w:line="340"/>
+      </w:pPr>
+      <w:r>
+        <w:rPr>
+          <w:rFonts w:ascii="ＭＳ 明朝" w:cs="ＭＳ 明朝" w:eastAsia="ＭＳ 明朝" w:hAnsi="ＭＳ 明朝"/>
+          <w:sz w:val="21"/>
+          <w:szCs w:val="21"/>
+        </w:rPr>
+        <w:t xml:space="preserve">これが、本日の出発点です。</w:t>
       </w:r>
     </w:p>
     <w:p>
@@ -819,7 +832,7 @@
           <w:sz w:val="22"/>
           <w:szCs w:val="22"/>
         </w:rPr>
-        <w:t xml:space="preserve">　０　アイスブレイク　この段差は必然ではない</w:t>
+        <w:t xml:space="preserve">　０　アイスブレイク　これが小中一貫教育校の強み</w:t>
       </w:r>
       <w:r>
         <w:rPr>
@@ -828,85 +841,72 @@
           <w:sz w:val="18"/>
           <w:szCs w:val="18"/>
         </w:rPr>
-        <w:t xml:space="preserve">　　1:45</w:t>
-      </w:r>
-    </w:p>
-    <w:p>
-      <w:pPr>
-        <w:spacing w:after="60" w:line="340"/>
-      </w:pPr>
-      <w:r>
-        <w:rPr>
-          <w:rFonts w:ascii="ＭＳ 明朝" w:cs="ＭＳ 明朝" w:eastAsia="ＭＳ 明朝" w:hAnsi="ＭＳ 明朝"/>
-          <w:sz w:val="21"/>
-          <w:szCs w:val="21"/>
-        </w:rPr>
-        <w:t xml:space="preserve">しかし、この段差は必然ではありません。</w:t>
-      </w:r>
-    </w:p>
-    <w:p>
-      <w:pPr>
-        <w:spacing w:after="60" w:line="340"/>
-      </w:pPr>
-      <w:r>
-        <w:rPr>
-          <w:rFonts w:ascii="ＭＳ 明朝" w:cs="ＭＳ 明朝" w:eastAsia="ＭＳ 明朝" w:hAnsi="ＭＳ 明朝"/>
-          <w:sz w:val="21"/>
-          <w:szCs w:val="21"/>
-        </w:rPr>
-        <w:t xml:space="preserve">「学校に行くのは楽しい」は、小学校８８．９、中学校８７．２パーセント。</w:t>
-      </w:r>
-    </w:p>
-    <w:p>
-      <w:pPr>
-        <w:spacing w:after="60" w:line="340"/>
-      </w:pPr>
-      <w:r>
-        <w:rPr>
-          <w:rFonts w:ascii="ＭＳ 明朝" w:cs="ＭＳ 明朝" w:eastAsia="ＭＳ 明朝" w:hAnsi="ＭＳ 明朝"/>
-          <w:sz w:val="21"/>
-          <w:szCs w:val="21"/>
-        </w:rPr>
-        <w:t xml:space="preserve">「自分と違う意見について考えるのは楽しい」は、小学校８０．６、中学校７９．８パーセント。</w:t>
-      </w:r>
-    </w:p>
-    <w:p>
-      <w:pPr>
-        <w:spacing w:after="60" w:line="340"/>
-      </w:pPr>
-      <w:r>
-        <w:rPr>
-          <w:rFonts w:ascii="ＭＳ 明朝" w:cs="ＭＳ 明朝" w:eastAsia="ＭＳ 明朝" w:hAnsi="ＭＳ 明朝"/>
-          <w:sz w:val="21"/>
-          <w:szCs w:val="21"/>
-        </w:rPr>
-        <w:t xml:space="preserve">いずれも落差はわずかで、小・中ともに東京都と全国を上回っています。</w:t>
-      </w:r>
-    </w:p>
-    <w:p>
-      <w:pPr>
-        <w:spacing w:after="60" w:line="340"/>
-      </w:pPr>
-      <w:r>
-        <w:rPr>
-          <w:rFonts w:ascii="ＭＳ 明朝" w:cs="ＭＳ 明朝" w:eastAsia="ＭＳ 明朝" w:hAnsi="ＭＳ 明朝"/>
-          <w:sz w:val="21"/>
-          <w:szCs w:val="21"/>
-        </w:rPr>
-        <w:t xml:space="preserve">つまり、つなぎ方次第で、段差はなだらかにできる。</w:t>
-      </w:r>
-    </w:p>
-    <w:p>
-      <w:pPr>
-        <w:spacing w:after="60" w:line="340"/>
-      </w:pPr>
-      <w:r>
-        <w:rPr>
-          <w:rFonts w:ascii="ＭＳ 明朝" w:cs="ＭＳ 明朝" w:eastAsia="ＭＳ 明朝" w:hAnsi="ＭＳ 明朝"/>
-          <w:sz w:val="21"/>
-          <w:szCs w:val="21"/>
-        </w:rPr>
-        <w:t xml:space="preserve">その仕組みが、９年間を見通した教育、すなわち小中一貫教育です。</w:t>
+        <w:t xml:space="preserve">　　2:32</w:t>
+      </w:r>
+    </w:p>
+    <w:p>
+      <w:pPr>
+        <w:spacing w:after="60" w:line="340"/>
+      </w:pPr>
+      <w:r>
+        <w:rPr>
+          <w:rFonts w:ascii="ＭＳ 明朝" w:cs="ＭＳ 明朝" w:eastAsia="ＭＳ 明朝" w:hAnsi="ＭＳ 明朝"/>
+          <w:sz w:val="21"/>
+          <w:szCs w:val="21"/>
+        </w:rPr>
+        <w:t xml:space="preserve">上がっているのは、この二項目だけではありません。</w:t>
+      </w:r>
+    </w:p>
+    <w:p>
+      <w:pPr>
+        <w:spacing w:after="60" w:line="340"/>
+      </w:pPr>
+      <w:r>
+        <w:rPr>
+          <w:rFonts w:ascii="ＭＳ 明朝" w:cs="ＭＳ 明朝" w:eastAsia="ＭＳ 明朝" w:hAnsi="ＭＳ 明朝"/>
+          <w:sz w:val="21"/>
+          <w:szCs w:val="21"/>
+        </w:rPr>
+        <w:t xml:space="preserve">「友達や周りの人の考えを大切にして、協力しながら課題の解決に取り組んでいますか」は、８５．１から１００パーセントへ。中学部は、全員が肯定的に答えています。</w:t>
+      </w:r>
+    </w:p>
+    <w:p>
+      <w:pPr>
+        <w:spacing w:after="60" w:line="340"/>
+      </w:pPr>
+      <w:r>
+        <w:rPr>
+          <w:rFonts w:ascii="ＭＳ 明朝" w:cs="ＭＳ 明朝" w:eastAsia="ＭＳ 明朝" w:hAnsi="ＭＳ 明朝"/>
+          <w:sz w:val="21"/>
+          <w:szCs w:val="21"/>
+        </w:rPr>
+        <w:t xml:space="preserve">「話し合う活動を通じて、自分の考えを深めたり、新たな考え方に気付いたりすることができていますか」は、９２．５から９７．９パーセントへ。</w:t>
+      </w:r>
+    </w:p>
+    <w:p>
+      <w:pPr>
+        <w:spacing w:after="60" w:line="340"/>
+      </w:pPr>
+      <w:r>
+        <w:rPr>
+          <w:rFonts w:ascii="ＭＳ 明朝" w:cs="ＭＳ 明朝" w:eastAsia="ＭＳ 明朝" w:hAnsi="ＭＳ 明朝"/>
+          <w:sz w:val="21"/>
+          <w:szCs w:val="21"/>
+        </w:rPr>
+        <w:t xml:space="preserve">「自分と違う意見について考えるのは楽しい」は、８１．４から８７．２パーセントへ。</w:t>
+      </w:r>
+    </w:p>
+    <w:p>
+      <w:pPr>
+        <w:spacing w:after="60" w:line="340"/>
+      </w:pPr>
+      <w:r>
+        <w:rPr>
+          <w:rFonts w:ascii="ＭＳ 明朝" w:cs="ＭＳ 明朝" w:eastAsia="ＭＳ 明朝" w:hAnsi="ＭＳ 明朝"/>
+          <w:sz w:val="21"/>
+          <w:szCs w:val="21"/>
+        </w:rPr>
+        <w:t xml:space="preserve">９年間を見通した教育の成果が、数値に表れています。ここから本題に入ります。</w:t>
       </w:r>
     </w:p>
     <w:p>
@@ -945,7 +945,7 @@
           <w:sz w:val="18"/>
           <w:szCs w:val="18"/>
         </w:rPr>
-        <w:t xml:space="preserve">　　2:10</w:t>
+        <w:t xml:space="preserve">　　3:21</w:t>
       </w:r>
     </w:p>
     <w:p>
@@ -984,7 +984,7 @@
           <w:sz w:val="21"/>
           <w:szCs w:val="21"/>
         </w:rPr>
-        <w:t xml:space="preserve">期待される効果は三つ。授業改善による学力・体力の向上。連携指導による豊かな人間性・社会性の育成。そして、滑らかな接続による安定した学校生活の実現です。</w:t>
+        <w:t xml:space="preserve">ねらいは、学力・体力の向上、豊かな人間性・社会性の育成、そして滑らかな接続による安定した学校生活の実現です。</w:t>
       </w:r>
     </w:p>
     <w:p>
@@ -1023,7 +1023,7 @@
           <w:sz w:val="18"/>
           <w:szCs w:val="18"/>
         </w:rPr>
-        <w:t xml:space="preserve">　　2:35</w:t>
+        <w:t xml:space="preserve">　　3:52</w:t>
       </w:r>
     </w:p>
     <w:p>
@@ -1049,7 +1049,7 @@
           <w:sz w:val="21"/>
           <w:szCs w:val="21"/>
         </w:rPr>
-        <w:t xml:space="preserve">本校は、区内２校目の施設一体型として、本年４月に開校した、開校１年目の学校です。</w:t>
+        <w:t xml:space="preserve">本校は、区内２校目の施設一体型として、本年４月に開校しました。</w:t>
       </w:r>
     </w:p>
     <w:p>
@@ -1101,33 +1101,20 @@
           <w:sz w:val="18"/>
           <w:szCs w:val="18"/>
         </w:rPr>
-        <w:t xml:space="preserve">　　3:00</w:t>
-      </w:r>
-    </w:p>
-    <w:p>
-      <w:pPr>
-        <w:spacing w:after="60" w:line="340"/>
-      </w:pPr>
-      <w:r>
-        <w:rPr>
-          <w:rFonts w:ascii="ＭＳ 明朝" w:cs="ＭＳ 明朝" w:eastAsia="ＭＳ 明朝" w:hAnsi="ＭＳ 明朝"/>
-          <w:sz w:val="21"/>
-          <w:szCs w:val="21"/>
-        </w:rPr>
-        <w:t xml:space="preserve">ここから、本校のお話です。</w:t>
-      </w:r>
-    </w:p>
-    <w:p>
-      <w:pPr>
-        <w:spacing w:after="60" w:line="340"/>
-      </w:pPr>
-      <w:r>
-        <w:rPr>
-          <w:rFonts w:ascii="ＭＳ 明朝" w:cs="ＭＳ 明朝" w:eastAsia="ＭＳ 明朝" w:hAnsi="ＭＳ 明朝"/>
-          <w:sz w:val="21"/>
-          <w:szCs w:val="21"/>
-        </w:rPr>
-        <w:t xml:space="preserve">まず授業そのものではなく、学力調査結果から見える子どもの姿について考えたいと思います。</w:t>
+        <w:t xml:space="preserve">　　4:21</w:t>
+      </w:r>
+    </w:p>
+    <w:p>
+      <w:pPr>
+        <w:spacing w:after="60" w:line="340"/>
+      </w:pPr>
+      <w:r>
+        <w:rPr>
+          <w:rFonts w:ascii="ＭＳ 明朝" w:cs="ＭＳ 明朝" w:eastAsia="ＭＳ 明朝" w:hAnsi="ＭＳ 明朝"/>
+          <w:sz w:val="21"/>
+          <w:szCs w:val="21"/>
+        </w:rPr>
+        <w:t xml:space="preserve">学力調査結果から見える子どもの姿を、もう少し見てまいります。</w:t>
       </w:r>
     </w:p>
     <w:p>
@@ -1179,20 +1166,20 @@
           <w:sz w:val="18"/>
           <w:szCs w:val="18"/>
         </w:rPr>
-        <w:t xml:space="preserve">　　3:25</w:t>
-      </w:r>
-    </w:p>
-    <w:p>
-      <w:pPr>
-        <w:spacing w:after="60" w:line="340"/>
-      </w:pPr>
-      <w:r>
-        <w:rPr>
-          <w:rFonts w:ascii="ＭＳ 明朝" w:cs="ＭＳ 明朝" w:eastAsia="ＭＳ 明朝" w:hAnsi="ＭＳ 明朝"/>
-          <w:sz w:val="21"/>
-          <w:szCs w:val="21"/>
-        </w:rPr>
-        <w:t xml:space="preserve">数値で見てまいります。</w:t>
+        <w:t xml:space="preserve">　　4:35</w:t>
+      </w:r>
+    </w:p>
+    <w:p>
+      <w:pPr>
+        <w:spacing w:after="60" w:line="340"/>
+      </w:pPr>
+      <w:r>
+        <w:rPr>
+          <w:rFonts w:ascii="ＭＳ 明朝" w:cs="ＭＳ 明朝" w:eastAsia="ＭＳ 明朝" w:hAnsi="ＭＳ 明朝"/>
+          <w:sz w:val="21"/>
+          <w:szCs w:val="21"/>
+        </w:rPr>
+        <w:t xml:space="preserve">次に、練馬区平均との比較です。</w:t>
       </w:r>
     </w:p>
     <w:p>
@@ -1218,46 +1205,46 @@
           <w:sz w:val="21"/>
           <w:szCs w:val="21"/>
         </w:rPr>
-        <w:t xml:space="preserve">自己肯定感にあたる、「自分には、よいところがあると思いますか」。</w:t>
-      </w:r>
-    </w:p>
-    <w:p>
-      <w:pPr>
-        <w:spacing w:after="60" w:line="340"/>
-      </w:pPr>
-      <w:r>
-        <w:rPr>
-          <w:rFonts w:ascii="ＭＳ 明朝" w:cs="ＭＳ 明朝" w:eastAsia="ＭＳ 明朝" w:hAnsi="ＭＳ 明朝"/>
-          <w:sz w:val="21"/>
-          <w:szCs w:val="21"/>
-        </w:rPr>
-        <w:t xml:space="preserve">対話・協働にあたる、「話し合う活動を通じて、自分の考えを深めたり、新たな考え方に気付いたりすることができていますか」。</w:t>
-      </w:r>
-    </w:p>
-    <w:p>
-      <w:pPr>
-        <w:spacing w:after="60" w:line="340"/>
-      </w:pPr>
-      <w:r>
-        <w:rPr>
-          <w:rFonts w:ascii="ＭＳ 明朝" w:cs="ＭＳ 明朝" w:eastAsia="ＭＳ 明朝" w:hAnsi="ＭＳ 明朝"/>
-          <w:sz w:val="21"/>
-          <w:szCs w:val="21"/>
-        </w:rPr>
-        <w:t xml:space="preserve">学習の自己調整にあたる、「分かった点や分からなかった点を見直し、次の学習につなげることができていますか」。</w:t>
-      </w:r>
-    </w:p>
-    <w:p>
-      <w:pPr>
-        <w:spacing w:after="60" w:line="340"/>
-      </w:pPr>
-      <w:r>
-        <w:rPr>
-          <w:rFonts w:ascii="ＭＳ 明朝" w:cs="ＭＳ 明朝" w:eastAsia="ＭＳ 明朝" w:hAnsi="ＭＳ 明朝"/>
-          <w:sz w:val="21"/>
-          <w:szCs w:val="21"/>
-        </w:rPr>
-        <w:t xml:space="preserve">いずれの項目でも、本校は練馬区平均を上回っています。</w:t>
+        <w:t xml:space="preserve">自己肯定感にあたる項目は、中学部で練馬区を８．２ポイント上回っています。</w:t>
+      </w:r>
+    </w:p>
+    <w:p>
+      <w:pPr>
+        <w:spacing w:after="60" w:line="340"/>
+      </w:pPr>
+      <w:r>
+        <w:rPr>
+          <w:rFonts w:ascii="ＭＳ 明朝" w:cs="ＭＳ 明朝" w:eastAsia="ＭＳ 明朝" w:hAnsi="ＭＳ 明朝"/>
+          <w:sz w:val="21"/>
+          <w:szCs w:val="21"/>
+        </w:rPr>
+        <w:t xml:space="preserve">対話・協働は、小学部で５．５、中学部で１１．３ポイント。</w:t>
+      </w:r>
+    </w:p>
+    <w:p>
+      <w:pPr>
+        <w:spacing w:after="60" w:line="340"/>
+      </w:pPr>
+      <w:r>
+        <w:rPr>
+          <w:rFonts w:ascii="ＭＳ 明朝" w:cs="ＭＳ 明朝" w:eastAsia="ＭＳ 明朝" w:hAnsi="ＭＳ 明朝"/>
+          <w:sz w:val="21"/>
+          <w:szCs w:val="21"/>
+        </w:rPr>
+        <w:t xml:space="preserve">学習の自己調整は、小学部で１３．６、中学部で１０．４ポイント上回っています。</w:t>
+      </w:r>
+    </w:p>
+    <w:p>
+      <w:pPr>
+        <w:spacing w:after="60" w:line="340"/>
+      </w:pPr>
+      <w:r>
+        <w:rPr>
+          <w:rFonts w:ascii="ＭＳ 明朝" w:cs="ＭＳ 明朝" w:eastAsia="ＭＳ 明朝" w:hAnsi="ＭＳ 明朝"/>
+          <w:sz w:val="21"/>
+          <w:szCs w:val="21"/>
+        </w:rPr>
+        <w:t xml:space="preserve">六項目のうち五項目で、本校は練馬区平均を上回っています。</w:t>
       </w:r>
     </w:p>
     <w:p>
@@ -1285,7 +1272,7 @@
           <w:sz w:val="18"/>
           <w:szCs w:val="18"/>
         </w:rPr>
-        <w:t xml:space="preserve">（本校の数値が確定したら、この段落を実際の値に読み替える。一部が区平均を下回った場合は「〇項目で上回っています」と述べ、上回った項目を具体に挙げる）</w:t>
+        <w:t xml:space="preserve">（小学部の自己肯定感のみ、練馬区を1.2ポイント下回る。児童27名のため１人が3.7ポイントにあたることを踏まえ、深追いしない）</w:t>
       </w:r>
     </w:p>
     <w:p>
@@ -1324,7 +1311,7 @@
           <w:sz w:val="18"/>
           <w:szCs w:val="18"/>
         </w:rPr>
-        <w:t xml:space="preserve">　　4:05</w:t>
+        <w:t xml:space="preserve">　　5:19</w:t>
       </w:r>
     </w:p>
     <w:p>
@@ -1415,7 +1402,7 @@
           <w:sz w:val="18"/>
           <w:szCs w:val="18"/>
         </w:rPr>
-        <w:t xml:space="preserve">　　4:25</w:t>
+        <w:t xml:space="preserve">　　5:39</w:t>
       </w:r>
     </w:p>
     <w:p>
@@ -1519,7 +1506,7 @@
           <w:sz w:val="18"/>
           <w:szCs w:val="18"/>
         </w:rPr>
-        <w:t xml:space="preserve">　　4:50</w:t>
+        <w:t xml:space="preserve">　　6:03</w:t>
       </w:r>
     </w:p>
     <w:p>
@@ -1545,46 +1532,20 @@
           <w:sz w:val="21"/>
           <w:szCs w:val="21"/>
         </w:rPr>
-        <w:t xml:space="preserve">バタフライのキックについて、確認の視点を三点、明確に示されていました。</w:t>
-      </w:r>
-    </w:p>
-    <w:p>
-      <w:pPr>
-        <w:spacing w:after="60" w:line="340"/>
-      </w:pPr>
-      <w:r>
-        <w:rPr>
-          <w:rFonts w:ascii="ＭＳ 明朝" w:cs="ＭＳ 明朝" w:eastAsia="ＭＳ 明朝" w:hAnsi="ＭＳ 明朝"/>
-          <w:sz w:val="21"/>
-          <w:szCs w:val="21"/>
-        </w:rPr>
-        <w:t xml:space="preserve">これにより、子どもが自分の泳ぎを見る目をもつことができていました。</w:t>
-      </w:r>
-    </w:p>
-    <w:p>
-      <w:pPr>
-        <w:spacing w:after="60" w:line="340"/>
-      </w:pPr>
-      <w:r>
-        <w:rPr>
-          <w:rFonts w:ascii="ＭＳ 明朝" w:cs="ＭＳ 明朝" w:eastAsia="ＭＳ 明朝" w:hAnsi="ＭＳ 明朝"/>
-          <w:sz w:val="21"/>
-          <w:szCs w:val="21"/>
-        </w:rPr>
-        <w:t xml:space="preserve">東海林先生の授業では、安心して自分の考えを表現できる環境がつくられていました。</w:t>
-      </w:r>
-    </w:p>
-    <w:p>
-      <w:pPr>
-        <w:spacing w:after="60" w:line="340"/>
-      </w:pPr>
-      <w:r>
-        <w:rPr>
-          <w:rFonts w:ascii="ＭＳ 明朝" w:cs="ＭＳ 明朝" w:eastAsia="ＭＳ 明朝" w:hAnsi="ＭＳ 明朝"/>
-          <w:sz w:val="21"/>
-          <w:szCs w:val="21"/>
-        </w:rPr>
-        <w:t xml:space="preserve">前時のワークシートの考えを大切にしながら、エピソードの提示によって、意見が変わってもよいと保障されていた点が印象的でした。</w:t>
+        <w:t xml:space="preserve">キックの確認の視点を三点示されたことで、子どもが自分の泳ぎを見る目をもつことができていました。</w:t>
+      </w:r>
+    </w:p>
+    <w:p>
+      <w:pPr>
+        <w:spacing w:after="60" w:line="340"/>
+      </w:pPr>
+      <w:r>
+        <w:rPr>
+          <w:rFonts w:ascii="ＭＳ 明朝" w:cs="ＭＳ 明朝" w:eastAsia="ＭＳ 明朝" w:hAnsi="ＭＳ 明朝"/>
+          <w:sz w:val="21"/>
+          <w:szCs w:val="21"/>
+        </w:rPr>
+        <w:t xml:space="preserve">東海林先生の授業では、安心して自分の考えを表現できる環境がつくられていました。意見が変わってもよいと保障されていた点が印象的でした。</w:t>
       </w:r>
     </w:p>
     <w:p>
@@ -1649,7 +1610,7 @@
           <w:sz w:val="18"/>
           <w:szCs w:val="18"/>
         </w:rPr>
-        <w:t xml:space="preserve">　　5:40</w:t>
+        <w:t xml:space="preserve">　　6:57</w:t>
       </w:r>
     </w:p>
     <w:p>
@@ -1675,20 +1636,7 @@
           <w:sz w:val="21"/>
           <w:szCs w:val="21"/>
         </w:rPr>
-        <w:t xml:space="preserve">調査結果に表れた主体的な学びの土台は、一朝一夕にできるものではありません。</w:t>
-      </w:r>
-    </w:p>
-    <w:p>
-      <w:pPr>
-        <w:spacing w:after="60" w:line="340"/>
-      </w:pPr>
-      <w:r>
-        <w:rPr>
-          <w:rFonts w:ascii="ＭＳ 明朝" w:cs="ＭＳ 明朝" w:eastAsia="ＭＳ 明朝" w:hAnsi="ＭＳ 明朝"/>
-          <w:sz w:val="21"/>
-          <w:szCs w:val="21"/>
-        </w:rPr>
-        <w:t xml:space="preserve">その背景には、日常的に積み重ねられている「対話を通した学び」があると受け止めました。</w:t>
+        <w:t xml:space="preserve">調査結果に表れた主体的な学びの土台。その背景には、日常的に積み重ねられている「対話を通した学び」があると受け止めました。</w:t>
       </w:r>
     </w:p>
     <w:p>
@@ -1727,20 +1675,20 @@
           <w:sz w:val="18"/>
           <w:szCs w:val="18"/>
         </w:rPr>
-        <w:t xml:space="preserve">　　6:00</w:t>
-      </w:r>
-    </w:p>
-    <w:p>
-      <w:pPr>
-        <w:spacing w:after="60" w:line="340"/>
-      </w:pPr>
-      <w:r>
-        <w:rPr>
-          <w:rFonts w:ascii="ＭＳ 明朝" w:cs="ＭＳ 明朝" w:eastAsia="ＭＳ 明朝" w:hAnsi="ＭＳ 明朝"/>
-          <w:sz w:val="21"/>
-          <w:szCs w:val="21"/>
-        </w:rPr>
-        <w:t xml:space="preserve">保健体育では、バディで互いの泳ぎを見合い、改善点を考えていました。得意な生徒が助言役を担い、全員に役割がありました。</w:t>
+        <w:t xml:space="preserve">　　7:12</w:t>
+      </w:r>
+    </w:p>
+    <w:p>
+      <w:pPr>
+        <w:spacing w:after="60" w:line="340"/>
+      </w:pPr>
+      <w:r>
+        <w:rPr>
+          <w:rFonts w:ascii="ＭＳ 明朝" w:cs="ＭＳ 明朝" w:eastAsia="ＭＳ 明朝" w:hAnsi="ＭＳ 明朝"/>
+          <w:sz w:val="21"/>
+          <w:szCs w:val="21"/>
+        </w:rPr>
+        <w:t xml:space="preserve">保健体育では、バディで互いの泳ぎを見合い、改善点を考えていました。得意な生徒が助言役を担っていました。</w:t>
       </w:r>
     </w:p>
     <w:p>
@@ -1766,33 +1714,20 @@
           <w:sz w:val="21"/>
           <w:szCs w:val="21"/>
         </w:rPr>
-        <w:t xml:space="preserve">外国語では、ペアでのやり取りを、全体の学びへつないでいました。音読も一人ではなく相手とともに行い、表現を確かなものにしていました。</w:t>
-      </w:r>
-    </w:p>
-    <w:p>
-      <w:pPr>
-        <w:spacing w:after="60" w:line="340"/>
-      </w:pPr>
-      <w:r>
-        <w:rPr>
-          <w:rFonts w:ascii="ＭＳ 明朝" w:cs="ＭＳ 明朝" w:eastAsia="ＭＳ 明朝" w:hAnsi="ＭＳ 明朝"/>
-          <w:sz w:val="21"/>
-          <w:szCs w:val="21"/>
-        </w:rPr>
-        <w:t xml:space="preserve">教科は異なりますが、共通していたのは「相手を通して自分を見つめる学び」です。</w:t>
-      </w:r>
-    </w:p>
-    <w:p>
-      <w:pPr>
-        <w:spacing w:after="60" w:line="340"/>
-      </w:pPr>
-      <w:r>
-        <w:rPr>
-          <w:rFonts w:ascii="ＭＳ 明朝" w:cs="ＭＳ 明朝" w:eastAsia="ＭＳ 明朝" w:hAnsi="ＭＳ 明朝"/>
-          <w:sz w:val="21"/>
-          <w:szCs w:val="21"/>
-        </w:rPr>
-        <w:t xml:space="preserve">これが、対話・協働の本質だと考えます。</w:t>
+        <w:t xml:space="preserve">外国語では、ペアでのやり取りを全体の学びへつないでいました。音読も相手とともに行い、表現を確かなものにしていました。</w:t>
+      </w:r>
+    </w:p>
+    <w:p>
+      <w:pPr>
+        <w:spacing w:after="60" w:line="340"/>
+      </w:pPr>
+      <w:r>
+        <w:rPr>
+          <w:rFonts w:ascii="ＭＳ 明朝" w:cs="ＭＳ 明朝" w:eastAsia="ＭＳ 明朝" w:hAnsi="ＭＳ 明朝"/>
+          <w:sz w:val="21"/>
+          <w:szCs w:val="21"/>
+        </w:rPr>
+        <w:t xml:space="preserve">教科は異なりますが、共通していたのは「相手を通して自分を見つめる学び」です。これが対話・協働の本質だと考えます。</w:t>
       </w:r>
     </w:p>
     <w:p>
@@ -1831,7 +1766,7 @@
           <w:sz w:val="18"/>
           <w:szCs w:val="18"/>
         </w:rPr>
-        <w:t xml:space="preserve">　　6:50</w:t>
+        <w:t xml:space="preserve">　　7:59</w:t>
       </w:r>
     </w:p>
     <w:p>
@@ -1909,7 +1844,7 @@
           <w:sz w:val="18"/>
           <w:szCs w:val="18"/>
         </w:rPr>
-        <w:t xml:space="preserve">　　7:10</w:t>
+        <w:t xml:space="preserve">　　8:16</w:t>
       </w:r>
     </w:p>
     <w:p>
@@ -2013,20 +1948,7 @@
           <w:sz w:val="18"/>
           <w:szCs w:val="18"/>
         </w:rPr>
-        <w:t xml:space="preserve">　　8:00</w:t>
-      </w:r>
-    </w:p>
-    <w:p>
-      <w:pPr>
-        <w:spacing w:after="60" w:line="340"/>
-      </w:pPr>
-      <w:r>
-        <w:rPr>
-          <w:rFonts w:ascii="ＭＳ 明朝" w:cs="ＭＳ 明朝" w:eastAsia="ＭＳ 明朝" w:hAnsi="ＭＳ 明朝"/>
-          <w:sz w:val="21"/>
-          <w:szCs w:val="21"/>
-        </w:rPr>
-        <w:t xml:space="preserve">今後についてです。</w:t>
+        <w:t xml:space="preserve">　　9:03</w:t>
       </w:r>
     </w:p>
     <w:p>
@@ -2065,20 +1987,7 @@
           <w:sz w:val="21"/>
           <w:szCs w:val="21"/>
         </w:rPr>
-        <w:t xml:space="preserve">学年や教科で完結させず、９年間の系統として整理していただきたいと考えます。</w:t>
-      </w:r>
-    </w:p>
-    <w:p>
-      <w:pPr>
-        <w:spacing w:after="60" w:line="340"/>
-      </w:pPr>
-      <w:r>
-        <w:rPr>
-          <w:rFonts w:ascii="ＭＳ 明朝" w:cs="ＭＳ 明朝" w:eastAsia="ＭＳ 明朝" w:hAnsi="ＭＳ 明朝"/>
-          <w:sz w:val="21"/>
-          <w:szCs w:val="21"/>
-        </w:rPr>
-        <w:t xml:space="preserve">小竹小学校との校区別協議会も、その大切な場になります。</w:t>
+        <w:t xml:space="preserve">学年や教科で完結させず、９年間の系統として整理していただきたいと考えます。小竹小学校との校区別協議会も、その大切な場になります。</w:t>
       </w:r>
     </w:p>
     <w:p>
@@ -2117,7 +2026,7 @@
           <w:sz w:val="18"/>
           <w:szCs w:val="18"/>
         </w:rPr>
-        <w:t xml:space="preserve">　　9:05</w:t>
+        <w:t xml:space="preserve">　　9:37</w:t>
       </w:r>
     </w:p>
     <w:p>
@@ -2245,7 +2154,7 @@
           <w:sz w:val="18"/>
           <w:szCs w:val="18"/>
         </w:rPr>
-        <w:t xml:space="preserve">出典：令和８年度　全国学力・学習状況調査（練馬区）　質問紙調査　肯定的回答の割合</w:t>
+        <w:t xml:space="preserve">出典：令和８年度　全国学力・学習状況調査　質問紙調査　肯定的回答の割合。本校は回答結果集計表、練馬区は区の結果概要による。</w:t>
       </w:r>
     </w:p>
     <w:p>
@@ -2260,7 +2169,7 @@
           <w:sz w:val="20"/>
           <w:szCs w:val="20"/>
         </w:rPr>
-        <w:t xml:space="preserve">アイスブレイク（スライド３〜５）</w:t>
+        <w:t xml:space="preserve">アイスブレイク（スライド３〜５）　本校の小学部→中学部</w:t>
       </w:r>
     </w:p>
     <w:tbl>
@@ -2276,15 +2185,15 @@
         </w:tblBorders>
       </w:tblPr>
       <w:tblGrid>
-        <w:gridCol w:w="4200"/>
-        <w:gridCol w:w="1600"/>
-        <w:gridCol w:w="1600"/>
-        <w:gridCol w:w="1600"/>
+        <w:gridCol w:w="3600"/>
+        <w:gridCol w:w="1800"/>
+        <w:gridCol w:w="1800"/>
+        <w:gridCol w:w="1800"/>
       </w:tblGrid>
       <w:tr>
         <w:tc>
           <w:tcPr>
-            <w:tcW w:type="dxa" w:w="4200"/>
+            <w:tcW w:type="dxa" w:w="3600"/>
             <w:shd w:fill="EAF6F2" w:val="clear"/>
           </w:tcPr>
           <w:p>
@@ -2306,7 +2215,7 @@
         </w:tc>
         <w:tc>
           <w:tcPr>
-            <w:tcW w:type="dxa" w:w="1600"/>
+            <w:tcW w:type="dxa" w:w="1800"/>
             <w:shd w:fill="EAF6F2" w:val="clear"/>
           </w:tcPr>
           <w:p>
@@ -2322,13 +2231,13 @@
                 <w:sz w:val="18"/>
                 <w:szCs w:val="18"/>
               </w:rPr>
-              <w:t xml:space="preserve">小学校６年</w:t>
-            </w:r>
-          </w:p>
-        </w:tc>
-        <w:tc>
-          <w:tcPr>
-            <w:tcW w:type="dxa" w:w="1600"/>
+              <w:t xml:space="preserve">小学部６年</w:t>
+            </w:r>
+          </w:p>
+        </w:tc>
+        <w:tc>
+          <w:tcPr>
+            <w:tcW w:type="dxa" w:w="1800"/>
             <w:shd w:fill="EAF6F2" w:val="clear"/>
           </w:tcPr>
           <w:p>
@@ -2344,13 +2253,13 @@
                 <w:sz w:val="18"/>
                 <w:szCs w:val="18"/>
               </w:rPr>
-              <w:t xml:space="preserve">中学校３年</w:t>
-            </w:r>
-          </w:p>
-        </w:tc>
-        <w:tc>
-          <w:tcPr>
-            <w:tcW w:type="dxa" w:w="1600"/>
+              <w:t xml:space="preserve">中学部９年</w:t>
+            </w:r>
+          </w:p>
+        </w:tc>
+        <w:tc>
+          <w:tcPr>
+            <w:tcW w:type="dxa" w:w="1800"/>
             <w:shd w:fill="EAF6F2" w:val="clear"/>
           </w:tcPr>
           <w:p>
@@ -2374,7 +2283,7 @@
       <w:tr>
         <w:tc>
           <w:tcPr>
-            <w:tcW w:type="dxa" w:w="4200"/>
+            <w:tcW w:type="dxa" w:w="3600"/>
           </w:tcPr>
           <w:p>
             <w:pPr>
@@ -2389,13 +2298,13 @@
                 <w:sz w:val="18"/>
                 <w:szCs w:val="18"/>
               </w:rPr>
-              <w:t xml:space="preserve">将来の夢や目標を持っていますか</w:t>
-            </w:r>
-          </w:p>
-        </w:tc>
-        <w:tc>
-          <w:tcPr>
-            <w:tcW w:type="dxa" w:w="1600"/>
+              <w:t xml:space="preserve">英語の勉強は好きですか</w:t>
+            </w:r>
+          </w:p>
+        </w:tc>
+        <w:tc>
+          <w:tcPr>
+            <w:tcW w:type="dxa" w:w="1800"/>
           </w:tcPr>
           <w:p>
             <w:pPr>
@@ -2410,13 +2319,13 @@
                 <w:sz w:val="18"/>
                 <w:szCs w:val="18"/>
               </w:rPr>
-              <w:t xml:space="preserve">80.3</w:t>
-            </w:r>
-          </w:p>
-        </w:tc>
-        <w:tc>
-          <w:tcPr>
-            <w:tcW w:type="dxa" w:w="1600"/>
+              <w:t xml:space="preserve">51.8</w:t>
+            </w:r>
+          </w:p>
+        </w:tc>
+        <w:tc>
+          <w:tcPr>
+            <w:tcW w:type="dxa" w:w="1800"/>
           </w:tcPr>
           <w:p>
             <w:pPr>
@@ -2431,13 +2340,13 @@
                 <w:sz w:val="18"/>
                 <w:szCs w:val="18"/>
               </w:rPr>
-              <w:t xml:space="preserve">65.5</w:t>
-            </w:r>
-          </w:p>
-        </w:tc>
-        <w:tc>
-          <w:tcPr>
-            <w:tcW w:type="dxa" w:w="1600"/>
+              <w:t xml:space="preserve">61.7</w:t>
+            </w:r>
+          </w:p>
+        </w:tc>
+        <w:tc>
+          <w:tcPr>
+            <w:tcW w:type="dxa" w:w="1800"/>
           </w:tcPr>
           <w:p>
             <w:pPr>
@@ -2452,7 +2361,7 @@
                 <w:sz w:val="18"/>
                 <w:szCs w:val="18"/>
               </w:rPr>
-              <w:t xml:space="preserve">−14.8</w:t>
+              <w:t xml:space="preserve">＋9.9</w:t>
             </w:r>
           </w:p>
         </w:tc>
@@ -2460,7 +2369,7 @@
       <w:tr>
         <w:tc>
           <w:tcPr>
-            <w:tcW w:type="dxa" w:w="4200"/>
+            <w:tcW w:type="dxa" w:w="3600"/>
           </w:tcPr>
           <w:p>
             <w:pPr>
@@ -2475,13 +2384,13 @@
                 <w:sz w:val="18"/>
                 <w:szCs w:val="18"/>
               </w:rPr>
-              <w:t xml:space="preserve">英語の勉強は好きですか</w:t>
-            </w:r>
-          </w:p>
-        </w:tc>
-        <w:tc>
-          <w:tcPr>
-            <w:tcW w:type="dxa" w:w="1600"/>
+              <w:t xml:space="preserve">自分には、よいところがあると思いますか</w:t>
+            </w:r>
+          </w:p>
+        </w:tc>
+        <w:tc>
+          <w:tcPr>
+            <w:tcW w:type="dxa" w:w="1800"/>
           </w:tcPr>
           <w:p>
             <w:pPr>
@@ -2496,13 +2405,13 @@
                 <w:sz w:val="18"/>
                 <w:szCs w:val="18"/>
               </w:rPr>
-              <w:t xml:space="preserve">68.2</w:t>
-            </w:r>
-          </w:p>
-        </w:tc>
-        <w:tc>
-          <w:tcPr>
-            <w:tcW w:type="dxa" w:w="1600"/>
+              <w:t xml:space="preserve">85.2</w:t>
+            </w:r>
+          </w:p>
+        </w:tc>
+        <w:tc>
+          <w:tcPr>
+            <w:tcW w:type="dxa" w:w="1800"/>
           </w:tcPr>
           <w:p>
             <w:pPr>
@@ -2517,13 +2426,13 @@
                 <w:sz w:val="18"/>
                 <w:szCs w:val="18"/>
               </w:rPr>
-              <w:t xml:space="preserve">54.7</w:t>
-            </w:r>
-          </w:p>
-        </w:tc>
-        <w:tc>
-          <w:tcPr>
-            <w:tcW w:type="dxa" w:w="1600"/>
+              <w:t xml:space="preserve">91.5</w:t>
+            </w:r>
+          </w:p>
+        </w:tc>
+        <w:tc>
+          <w:tcPr>
+            <w:tcW w:type="dxa" w:w="1800"/>
           </w:tcPr>
           <w:p>
             <w:pPr>
@@ -2538,7 +2447,7 @@
                 <w:sz w:val="18"/>
                 <w:szCs w:val="18"/>
               </w:rPr>
-              <w:t xml:space="preserve">−13.5</w:t>
+              <w:t xml:space="preserve">＋6.3</w:t>
             </w:r>
           </w:p>
         </w:tc>
@@ -2546,7 +2455,7 @@
       <w:tr>
         <w:tc>
           <w:tcPr>
-            <w:tcW w:type="dxa" w:w="4200"/>
+            <w:tcW w:type="dxa" w:w="3600"/>
           </w:tcPr>
           <w:p>
             <w:pPr>
@@ -2561,13 +2470,13 @@
                 <w:sz w:val="18"/>
                 <w:szCs w:val="18"/>
               </w:rPr>
-              <w:t xml:space="preserve">学校に行くのは楽しいと思いますか</w:t>
-            </w:r>
-          </w:p>
-        </w:tc>
-        <w:tc>
-          <w:tcPr>
-            <w:tcW w:type="dxa" w:w="1600"/>
+              <w:t xml:space="preserve">友達や周りの人の考えを大切にして、協力しながら課題の解決に取り組んでいる</w:t>
+            </w:r>
+          </w:p>
+        </w:tc>
+        <w:tc>
+          <w:tcPr>
+            <w:tcW w:type="dxa" w:w="1800"/>
           </w:tcPr>
           <w:p>
             <w:pPr>
@@ -2582,13 +2491,13 @@
                 <w:sz w:val="18"/>
                 <w:szCs w:val="18"/>
               </w:rPr>
-              <w:t xml:space="preserve">88.9</w:t>
-            </w:r>
-          </w:p>
-        </w:tc>
-        <w:tc>
-          <w:tcPr>
-            <w:tcW w:type="dxa" w:w="1600"/>
+              <w:t xml:space="preserve">85.1</w:t>
+            </w:r>
+          </w:p>
+        </w:tc>
+        <w:tc>
+          <w:tcPr>
+            <w:tcW w:type="dxa" w:w="1800"/>
           </w:tcPr>
           <w:p>
             <w:pPr>
@@ -2603,13 +2512,13 @@
                 <w:sz w:val="18"/>
                 <w:szCs w:val="18"/>
               </w:rPr>
-              <w:t xml:space="preserve">87.2</w:t>
-            </w:r>
-          </w:p>
-        </w:tc>
-        <w:tc>
-          <w:tcPr>
-            <w:tcW w:type="dxa" w:w="1600"/>
+              <w:t xml:space="preserve">100.0</w:t>
+            </w:r>
+          </w:p>
+        </w:tc>
+        <w:tc>
+          <w:tcPr>
+            <w:tcW w:type="dxa" w:w="1800"/>
           </w:tcPr>
           <w:p>
             <w:pPr>
@@ -2624,7 +2533,7 @@
                 <w:sz w:val="18"/>
                 <w:szCs w:val="18"/>
               </w:rPr>
-              <w:t xml:space="preserve">−1.7</w:t>
+              <w:t xml:space="preserve">＋14.9</w:t>
             </w:r>
           </w:p>
         </w:tc>
@@ -2632,7 +2541,7 @@
       <w:tr>
         <w:tc>
           <w:tcPr>
-            <w:tcW w:type="dxa" w:w="4200"/>
+            <w:tcW w:type="dxa" w:w="3600"/>
           </w:tcPr>
           <w:p>
             <w:pPr>
@@ -2647,13 +2556,13 @@
                 <w:sz w:val="18"/>
                 <w:szCs w:val="18"/>
               </w:rPr>
-              <w:t xml:space="preserve">自分と違う意見について考えるのは楽しいと思いますか</w:t>
-            </w:r>
-          </w:p>
-        </w:tc>
-        <w:tc>
-          <w:tcPr>
-            <w:tcW w:type="dxa" w:w="1600"/>
+              <w:t xml:space="preserve">話し合う活動を通じて、考えを深めたり新たな考え方に気付いたりできている</w:t>
+            </w:r>
+          </w:p>
+        </w:tc>
+        <w:tc>
+          <w:tcPr>
+            <w:tcW w:type="dxa" w:w="1800"/>
           </w:tcPr>
           <w:p>
             <w:pPr>
@@ -2668,13 +2577,13 @@
                 <w:sz w:val="18"/>
                 <w:szCs w:val="18"/>
               </w:rPr>
-              <w:t xml:space="preserve">80.6</w:t>
-            </w:r>
-          </w:p>
-        </w:tc>
-        <w:tc>
-          <w:tcPr>
-            <w:tcW w:type="dxa" w:w="1600"/>
+              <w:t xml:space="preserve">92.5</w:t>
+            </w:r>
+          </w:p>
+        </w:tc>
+        <w:tc>
+          <w:tcPr>
+            <w:tcW w:type="dxa" w:w="1800"/>
           </w:tcPr>
           <w:p>
             <w:pPr>
@@ -2689,13 +2598,13 @@
                 <w:sz w:val="18"/>
                 <w:szCs w:val="18"/>
               </w:rPr>
-              <w:t xml:space="preserve">79.8</w:t>
-            </w:r>
-          </w:p>
-        </w:tc>
-        <w:tc>
-          <w:tcPr>
-            <w:tcW w:type="dxa" w:w="1600"/>
+              <w:t xml:space="preserve">97.9</w:t>
+            </w:r>
+          </w:p>
+        </w:tc>
+        <w:tc>
+          <w:tcPr>
+            <w:tcW w:type="dxa" w:w="1800"/>
           </w:tcPr>
           <w:p>
             <w:pPr>
@@ -2710,7 +2619,93 @@
                 <w:sz w:val="18"/>
                 <w:szCs w:val="18"/>
               </w:rPr>
-              <w:t xml:space="preserve">−0.8</w:t>
+              <w:t xml:space="preserve">＋5.4</w:t>
+            </w:r>
+          </w:p>
+        </w:tc>
+      </w:tr>
+      <w:tr>
+        <w:tc>
+          <w:tcPr>
+            <w:tcW w:type="dxa" w:w="3600"/>
+          </w:tcPr>
+          <w:p>
+            <w:pPr>
+              <w:spacing w:after="40" w:before="40"/>
+              <w:jc w:val="left"/>
+            </w:pPr>
+            <w:r>
+              <w:rPr>
+                <w:rFonts w:ascii="ＭＳ ゴシック" w:cs="ＭＳ ゴシック" w:eastAsia="ＭＳ ゴシック" w:hAnsi="ＭＳ ゴシック"/>
+                <w:b w:val="false"/>
+                <w:bCs w:val="false"/>
+                <w:sz w:val="18"/>
+                <w:szCs w:val="18"/>
+              </w:rPr>
+              <w:t xml:space="preserve">自分と違う意見について考えるのは楽しい</w:t>
+            </w:r>
+          </w:p>
+        </w:tc>
+        <w:tc>
+          <w:tcPr>
+            <w:tcW w:type="dxa" w:w="1800"/>
+          </w:tcPr>
+          <w:p>
+            <w:pPr>
+              <w:spacing w:after="40" w:before="40"/>
+              <w:jc w:val="center"/>
+            </w:pPr>
+            <w:r>
+              <w:rPr>
+                <w:rFonts w:ascii="ＭＳ ゴシック" w:cs="ＭＳ ゴシック" w:eastAsia="ＭＳ ゴシック" w:hAnsi="ＭＳ ゴシック"/>
+                <w:b w:val="false"/>
+                <w:bCs w:val="false"/>
+                <w:sz w:val="18"/>
+                <w:szCs w:val="18"/>
+              </w:rPr>
+              <w:t xml:space="preserve">81.4</w:t>
+            </w:r>
+          </w:p>
+        </w:tc>
+        <w:tc>
+          <w:tcPr>
+            <w:tcW w:type="dxa" w:w="1800"/>
+          </w:tcPr>
+          <w:p>
+            <w:pPr>
+              <w:spacing w:after="40" w:before="40"/>
+              <w:jc w:val="center"/>
+            </w:pPr>
+            <w:r>
+              <w:rPr>
+                <w:rFonts w:ascii="ＭＳ ゴシック" w:cs="ＭＳ ゴシック" w:eastAsia="ＭＳ ゴシック" w:hAnsi="ＭＳ ゴシック"/>
+                <w:b w:val="false"/>
+                <w:bCs w:val="false"/>
+                <w:sz w:val="18"/>
+                <w:szCs w:val="18"/>
+              </w:rPr>
+              <w:t xml:space="preserve">87.2</w:t>
+            </w:r>
+          </w:p>
+        </w:tc>
+        <w:tc>
+          <w:tcPr>
+            <w:tcW w:type="dxa" w:w="1800"/>
+          </w:tcPr>
+          <w:p>
+            <w:pPr>
+              <w:spacing w:after="40" w:before="40"/>
+              <w:jc w:val="center"/>
+            </w:pPr>
+            <w:r>
+              <w:rPr>
+                <w:rFonts w:ascii="ＭＳ ゴシック" w:cs="ＭＳ ゴシック" w:eastAsia="ＭＳ ゴシック" w:hAnsi="ＭＳ ゴシック"/>
+                <w:b w:val="false"/>
+                <w:bCs w:val="false"/>
+                <w:sz w:val="18"/>
+                <w:szCs w:val="18"/>
+              </w:rPr>
+              <w:t xml:space="preserve">＋5.8</w:t>
             </w:r>
           </w:p>
         </w:tc>
@@ -2727,7 +2722,21 @@
           <w:sz w:val="18"/>
           <w:szCs w:val="18"/>
         </w:rPr>
-        <w:t xml:space="preserve">※　下の２項目は、小・中とも東京都・全国を上回る。</w:t>
+        <w:t xml:space="preserve">※　参考（全国）：英語の勉強は好きですか　小66.7→中51.2（−15.5）／自分にはよいところがある　小85.6→中84.0（−1.6）</w:t>
+      </w:r>
+    </w:p>
+    <w:p>
+      <w:pPr>
+        <w:spacing w:after="60"/>
+      </w:pPr>
+      <w:r>
+        <w:rPr>
+          <w:rFonts w:ascii="ＭＳ ゴシック" w:cs="ＭＳ ゴシック" w:eastAsia="ＭＳ ゴシック" w:hAnsi="ＭＳ ゴシック"/>
+          <w:color w:val="595959"/>
+          <w:sz w:val="18"/>
+          <w:szCs w:val="18"/>
+        </w:rPr>
+        <w:t xml:space="preserve">※　本校 小学部27名・中学部47名（令和８年４月実施）。</w:t>
       </w:r>
     </w:p>
     <w:p>
@@ -2758,15 +2767,15 @@
         </w:tblBorders>
       </w:tblPr>
       <w:tblGrid>
-        <w:gridCol w:w="4200"/>
-        <w:gridCol w:w="1600"/>
-        <w:gridCol w:w="1600"/>
-        <w:gridCol w:w="1600"/>
+        <w:gridCol w:w="3600"/>
+        <w:gridCol w:w="1800"/>
+        <w:gridCol w:w="1800"/>
+        <w:gridCol w:w="1800"/>
       </w:tblGrid>
       <w:tr>
         <w:tc>
           <w:tcPr>
-            <w:tcW w:type="dxa" w:w="4200"/>
+            <w:tcW w:type="dxa" w:w="3600"/>
             <w:shd w:fill="EAF6F2" w:val="clear"/>
           </w:tcPr>
           <w:p>
@@ -2782,13 +2791,13 @@
                 <w:sz w:val="18"/>
                 <w:szCs w:val="18"/>
               </w:rPr>
-              <w:t xml:space="preserve">質問項目（練馬区の値）</w:t>
-            </w:r>
-          </w:p>
-        </w:tc>
-        <w:tc>
-          <w:tcPr>
-            <w:tcW w:type="dxa" w:w="1600"/>
+              <w:t xml:space="preserve">質問項目</w:t>
+            </w:r>
+          </w:p>
+        </w:tc>
+        <w:tc>
+          <w:tcPr>
+            <w:tcW w:type="dxa" w:w="1800"/>
             <w:shd w:fill="EAF6F2" w:val="clear"/>
           </w:tcPr>
           <w:p>
@@ -2804,13 +2813,13 @@
                 <w:sz w:val="18"/>
                 <w:szCs w:val="18"/>
               </w:rPr>
-              <w:t xml:space="preserve">小学校６年</w:t>
-            </w:r>
-          </w:p>
-        </w:tc>
-        <w:tc>
-          <w:tcPr>
-            <w:tcW w:type="dxa" w:w="1600"/>
+              <w:t xml:space="preserve">本校 小６／中３</w:t>
+            </w:r>
+          </w:p>
+        </w:tc>
+        <w:tc>
+          <w:tcPr>
+            <w:tcW w:type="dxa" w:w="1800"/>
             <w:shd w:fill="EAF6F2" w:val="clear"/>
           </w:tcPr>
           <w:p>
@@ -2826,13 +2835,13 @@
                 <w:sz w:val="18"/>
                 <w:szCs w:val="18"/>
               </w:rPr>
-              <w:t xml:space="preserve">中学校３年</w:t>
-            </w:r>
-          </w:p>
-        </w:tc>
-        <w:tc>
-          <w:tcPr>
-            <w:tcW w:type="dxa" w:w="1600"/>
+              <w:t xml:space="preserve">練馬区 小６／中３</w:t>
+            </w:r>
+          </w:p>
+        </w:tc>
+        <w:tc>
+          <w:tcPr>
+            <w:tcW w:type="dxa" w:w="1800"/>
             <w:shd w:fill="EAF6F2" w:val="clear"/>
           </w:tcPr>
           <w:p>
@@ -2848,7 +2857,7 @@
                 <w:sz w:val="18"/>
                 <w:szCs w:val="18"/>
               </w:rPr>
-              <w:t xml:space="preserve">本校</w:t>
+              <w:t xml:space="preserve">差</w:t>
             </w:r>
           </w:p>
         </w:tc>
@@ -2856,7 +2865,7 @@
       <w:tr>
         <w:tc>
           <w:tcPr>
-            <w:tcW w:type="dxa" w:w="4200"/>
+            <w:tcW w:type="dxa" w:w="3600"/>
           </w:tcPr>
           <w:p>
             <w:pPr>
@@ -2877,7 +2886,7 @@
         </w:tc>
         <w:tc>
           <w:tcPr>
-            <w:tcW w:type="dxa" w:w="1600"/>
+            <w:tcW w:type="dxa" w:w="1800"/>
           </w:tcPr>
           <w:p>
             <w:pPr>
@@ -2892,13 +2901,13 @@
                 <w:sz w:val="18"/>
                 <w:szCs w:val="18"/>
               </w:rPr>
-              <w:t xml:space="preserve">86.4</w:t>
-            </w:r>
-          </w:p>
-        </w:tc>
-        <w:tc>
-          <w:tcPr>
-            <w:tcW w:type="dxa" w:w="1600"/>
+              <w:t xml:space="preserve">85.2 ／ 91.5</w:t>
+            </w:r>
+          </w:p>
+        </w:tc>
+        <w:tc>
+          <w:tcPr>
+            <w:tcW w:type="dxa" w:w="1800"/>
           </w:tcPr>
           <w:p>
             <w:pPr>
@@ -2913,13 +2922,13 @@
                 <w:sz w:val="18"/>
                 <w:szCs w:val="18"/>
               </w:rPr>
-              <w:t xml:space="preserve">83.3</w:t>
-            </w:r>
-          </w:p>
-        </w:tc>
-        <w:tc>
-          <w:tcPr>
-            <w:tcW w:type="dxa" w:w="1600"/>
+              <w:t xml:space="preserve">86.4 ／ 83.3</w:t>
+            </w:r>
+          </w:p>
+        </w:tc>
+        <w:tc>
+          <w:tcPr>
+            <w:tcW w:type="dxa" w:w="1800"/>
           </w:tcPr>
           <w:p>
             <w:pPr>
@@ -2934,7 +2943,7 @@
                 <w:sz w:val="18"/>
                 <w:szCs w:val="18"/>
               </w:rPr>
-              <w:t xml:space="preserve">（記入）</w:t>
+              <w:t xml:space="preserve">−1.2 ／ ＋8.2</w:t>
             </w:r>
           </w:p>
         </w:tc>
@@ -2942,7 +2951,7 @@
       <w:tr>
         <w:tc>
           <w:tcPr>
-            <w:tcW w:type="dxa" w:w="4200"/>
+            <w:tcW w:type="dxa" w:w="3600"/>
           </w:tcPr>
           <w:p>
             <w:pPr>
@@ -2963,7 +2972,7 @@
         </w:tc>
         <w:tc>
           <w:tcPr>
-            <w:tcW w:type="dxa" w:w="1600"/>
+            <w:tcW w:type="dxa" w:w="1800"/>
           </w:tcPr>
           <w:p>
             <w:pPr>
@@ -2978,13 +2987,13 @@
                 <w:sz w:val="18"/>
                 <w:szCs w:val="18"/>
               </w:rPr>
-              <w:t xml:space="preserve">87.0</w:t>
-            </w:r>
-          </w:p>
-        </w:tc>
-        <w:tc>
-          <w:tcPr>
-            <w:tcW w:type="dxa" w:w="1600"/>
+              <w:t xml:space="preserve">92.5 ／ 97.9</w:t>
+            </w:r>
+          </w:p>
+        </w:tc>
+        <w:tc>
+          <w:tcPr>
+            <w:tcW w:type="dxa" w:w="1800"/>
           </w:tcPr>
           <w:p>
             <w:pPr>
@@ -2999,13 +3008,13 @@
                 <w:sz w:val="18"/>
                 <w:szCs w:val="18"/>
               </w:rPr>
-              <w:t xml:space="preserve">86.6</w:t>
-            </w:r>
-          </w:p>
-        </w:tc>
-        <w:tc>
-          <w:tcPr>
-            <w:tcW w:type="dxa" w:w="1600"/>
+              <w:t xml:space="preserve">87.0 ／ 86.6</w:t>
+            </w:r>
+          </w:p>
+        </w:tc>
+        <w:tc>
+          <w:tcPr>
+            <w:tcW w:type="dxa" w:w="1800"/>
           </w:tcPr>
           <w:p>
             <w:pPr>
@@ -3020,7 +3029,7 @@
                 <w:sz w:val="18"/>
                 <w:szCs w:val="18"/>
               </w:rPr>
-              <w:t xml:space="preserve">（記入）</w:t>
+              <w:t xml:space="preserve">＋5.5 ／ ＋11.3</w:t>
             </w:r>
           </w:p>
         </w:tc>
@@ -3028,7 +3037,7 @@
       <w:tr>
         <w:tc>
           <w:tcPr>
-            <w:tcW w:type="dxa" w:w="4200"/>
+            <w:tcW w:type="dxa" w:w="3600"/>
           </w:tcPr>
           <w:p>
             <w:pPr>
@@ -3049,7 +3058,7 @@
         </w:tc>
         <w:tc>
           <w:tcPr>
-            <w:tcW w:type="dxa" w:w="1600"/>
+            <w:tcW w:type="dxa" w:w="1800"/>
           </w:tcPr>
           <w:p>
             <w:pPr>
@@ -3064,13 +3073,13 @@
                 <w:sz w:val="18"/>
                 <w:szCs w:val="18"/>
               </w:rPr>
-              <w:t xml:space="preserve">79.0</w:t>
-            </w:r>
-          </w:p>
-        </w:tc>
-        <w:tc>
-          <w:tcPr>
-            <w:tcW w:type="dxa" w:w="1600"/>
+              <w:t xml:space="preserve">92.6 ／ 89.4</w:t>
+            </w:r>
+          </w:p>
+        </w:tc>
+        <w:tc>
+          <w:tcPr>
+            <w:tcW w:type="dxa" w:w="1800"/>
           </w:tcPr>
           <w:p>
             <w:pPr>
@@ -3085,13 +3094,13 @@
                 <w:sz w:val="18"/>
                 <w:szCs w:val="18"/>
               </w:rPr>
-              <w:t xml:space="preserve">79.0</w:t>
-            </w:r>
-          </w:p>
-        </w:tc>
-        <w:tc>
-          <w:tcPr>
-            <w:tcW w:type="dxa" w:w="1600"/>
+              <w:t xml:space="preserve">79.0 ／ 79.0</w:t>
+            </w:r>
+          </w:p>
+        </w:tc>
+        <w:tc>
+          <w:tcPr>
+            <w:tcW w:type="dxa" w:w="1800"/>
           </w:tcPr>
           <w:p>
             <w:pPr>
@@ -3106,7 +3115,7 @@
                 <w:sz w:val="18"/>
                 <w:szCs w:val="18"/>
               </w:rPr>
-              <w:t xml:space="preserve">（記入）</w:t>
+              <w:t xml:space="preserve">＋13.6 ／ ＋10.4</w:t>
             </w:r>
           </w:p>
         </w:tc>
@@ -3123,7 +3132,7 @@
           <w:sz w:val="18"/>
           <w:szCs w:val="18"/>
         </w:rPr>
-        <w:t xml:space="preserve">※　本校の数値が確定したら、スライド９と本原稿の該当箇所を差し替える。</w:t>
+        <w:t xml:space="preserve">※　６項目中５項目で本校が上回る。下回るのは小学部の自己肯定感のみ、差は1.2ポイント。</w:t>
       </w:r>
     </w:p>
     <w:sectPr>

--- a/指導課訪問_みらい青空学園/発表原稿_５校時指導・講評_みらい青空学園.docx
+++ b/指導課訪問_みらい青空学園/発表原稿_５校時指導・講評_みらい青空学園.docx
@@ -284,7 +284,7 @@
           <w:sz w:val="18"/>
           <w:szCs w:val="18"/>
         </w:rPr>
-        <w:t xml:space="preserve">・全文で約３，０００字。ふつうの速さで読んでちょうど１０分です。クイズの間を含め約10分10秒。</w:t>
+        <w:t xml:space="preserve">・全文で約２，９７０字。ふつうの速さで読んで、クイズの間を含め約１０分です。</w:t>
       </w:r>
     </w:p>
     <w:p>
@@ -880,7 +880,7 @@
           <w:sz w:val="21"/>
           <w:szCs w:val="21"/>
         </w:rPr>
-        <w:t xml:space="preserve">「話し合う活動を通じて、自分の考えを深めたり、新たな考え方に気付いたりすることができていますか」は、９２．５から９７．９パーセントへ。</w:t>
+        <w:t xml:space="preserve">「話し合う活動を通じて、考えを深められている」は、９２．５から９７．９パーセントへ。</w:t>
       </w:r>
     </w:p>
     <w:p>
@@ -945,7 +945,7 @@
           <w:sz w:val="18"/>
           <w:szCs w:val="18"/>
         </w:rPr>
-        <w:t xml:space="preserve">　　3:21</w:t>
+        <w:t xml:space="preserve">　　3:16</w:t>
       </w:r>
     </w:p>
     <w:p>
@@ -984,7 +984,7 @@
           <w:sz w:val="21"/>
           <w:szCs w:val="21"/>
         </w:rPr>
-        <w:t xml:space="preserve">ねらいは、学力・体力の向上、豊かな人間性・社会性の育成、そして滑らかな接続による安定した学校生活の実現です。</w:t>
+        <w:t xml:space="preserve">ねらいは、学力・体力の向上、豊かな人間性の育成、そして滑らかな接続による安定した学校生活の実現です。</w:t>
       </w:r>
     </w:p>
     <w:p>
@@ -1023,7 +1023,7 @@
           <w:sz w:val="18"/>
           <w:szCs w:val="18"/>
         </w:rPr>
-        <w:t xml:space="preserve">　　3:52</w:t>
+        <w:t xml:space="preserve">　　3:46</w:t>
       </w:r>
     </w:p>
     <w:p>
@@ -1101,20 +1101,20 @@
           <w:sz w:val="18"/>
           <w:szCs w:val="18"/>
         </w:rPr>
-        <w:t xml:space="preserve">　　4:21</w:t>
-      </w:r>
-    </w:p>
-    <w:p>
-      <w:pPr>
-        <w:spacing w:after="60" w:line="340"/>
-      </w:pPr>
-      <w:r>
-        <w:rPr>
-          <w:rFonts w:ascii="ＭＳ 明朝" w:cs="ＭＳ 明朝" w:eastAsia="ＭＳ 明朝" w:hAnsi="ＭＳ 明朝"/>
-          <w:sz w:val="21"/>
-          <w:szCs w:val="21"/>
-        </w:rPr>
-        <w:t xml:space="preserve">学力調査結果から見える子どもの姿を、もう少し見てまいります。</w:t>
+        <w:t xml:space="preserve">　　4:16</w:t>
+      </w:r>
+    </w:p>
+    <w:p>
+      <w:pPr>
+        <w:spacing w:after="60" w:line="340"/>
+      </w:pPr>
+      <w:r>
+        <w:rPr>
+          <w:rFonts w:ascii="ＭＳ 明朝" w:cs="ＭＳ 明朝" w:eastAsia="ＭＳ 明朝" w:hAnsi="ＭＳ 明朝"/>
+          <w:sz w:val="21"/>
+          <w:szCs w:val="21"/>
+        </w:rPr>
+        <w:t xml:space="preserve">学力調査結果から見える、子どもの姿です。</w:t>
       </w:r>
     </w:p>
     <w:p>
@@ -1166,7 +1166,7 @@
           <w:sz w:val="18"/>
           <w:szCs w:val="18"/>
         </w:rPr>
-        <w:t xml:space="preserve">　　4:35</w:t>
+        <w:t xml:space="preserve">　　4:27</w:t>
       </w:r>
     </w:p>
     <w:p>
@@ -1311,7 +1311,7 @@
           <w:sz w:val="18"/>
           <w:szCs w:val="18"/>
         </w:rPr>
-        <w:t xml:space="preserve">　　5:19</w:t>
+        <w:t xml:space="preserve">　　5:11</w:t>
       </w:r>
     </w:p>
     <w:p>
@@ -1393,7 +1393,7 @@
           <w:sz w:val="22"/>
           <w:szCs w:val="22"/>
         </w:rPr>
-        <w:t xml:space="preserve">　２-①　自己肯定感</w:t>
+        <w:t xml:space="preserve">　２　本日の授業から</w:t>
       </w:r>
       <w:r>
         <w:rPr>
@@ -1402,72 +1402,48 @@
           <w:sz w:val="18"/>
           <w:szCs w:val="18"/>
         </w:rPr>
-        <w:t xml:space="preserve">　　5:39</w:t>
-      </w:r>
-    </w:p>
-    <w:p>
-      <w:pPr>
-        <w:spacing w:after="60" w:line="340"/>
-      </w:pPr>
-      <w:r>
-        <w:rPr>
-          <w:rFonts w:ascii="ＭＳ 明朝" w:cs="ＭＳ 明朝" w:eastAsia="ＭＳ 明朝" w:hAnsi="ＭＳ 明朝"/>
-          <w:sz w:val="21"/>
-          <w:szCs w:val="21"/>
-        </w:rPr>
-        <w:t xml:space="preserve">一点目は、自己肯定感です。</w:t>
-      </w:r>
-    </w:p>
-    <w:p>
-      <w:pPr>
-        <w:spacing w:after="60" w:line="340"/>
-      </w:pPr>
-      <w:r>
-        <w:rPr>
-          <w:rFonts w:ascii="ＭＳ 明朝" w:cs="ＭＳ 明朝" w:eastAsia="ＭＳ 明朝" w:hAnsi="ＭＳ 明朝"/>
-          <w:sz w:val="21"/>
-          <w:szCs w:val="21"/>
-        </w:rPr>
-        <w:t xml:space="preserve">これからの時代、学力向上の基盤となるのは自己肯定感だと考えています。</w:t>
-      </w:r>
-    </w:p>
-    <w:p>
-      <w:pPr>
-        <w:spacing w:after="60" w:line="340"/>
-      </w:pPr>
-      <w:r>
-        <w:rPr>
-          <w:rFonts w:ascii="ＭＳ 明朝" w:cs="ＭＳ 明朝" w:eastAsia="ＭＳ 明朝" w:hAnsi="ＭＳ 明朝"/>
-          <w:sz w:val="21"/>
-          <w:szCs w:val="21"/>
-        </w:rPr>
-        <w:t xml:space="preserve">ただし、ここでいう自己肯定感は、「できる子になる」ことではありません。</w:t>
-      </w:r>
-    </w:p>
-    <w:p>
-      <w:pPr>
-        <w:spacing w:after="60" w:line="340"/>
-      </w:pPr>
-      <w:r>
-        <w:rPr>
-          <w:rFonts w:ascii="ＭＳ 明朝" w:cs="ＭＳ 明朝" w:eastAsia="ＭＳ 明朝" w:hAnsi="ＭＳ 明朝"/>
-          <w:sz w:val="21"/>
-          <w:szCs w:val="21"/>
-        </w:rPr>
-        <w:t xml:space="preserve">「成長できる自分を信じること」です。</w:t>
-      </w:r>
-    </w:p>
-    <w:p>
-      <w:pPr>
-        <w:spacing w:after="60" w:line="340"/>
-      </w:pPr>
-      <w:r>
-        <w:rPr>
-          <w:rFonts w:ascii="ＭＳ 明朝" w:cs="ＭＳ 明朝" w:eastAsia="ＭＳ 明朝" w:hAnsi="ＭＳ 明朝"/>
-          <w:sz w:val="21"/>
-          <w:szCs w:val="21"/>
-        </w:rPr>
-        <w:t xml:space="preserve">この違いが、授業のつくり方を変えます。</w:t>
+        <w:t xml:space="preserve">　　5:32</w:t>
+      </w:r>
+    </w:p>
+    <w:p>
+      <w:pPr>
+        <w:spacing w:after="60" w:line="340"/>
+      </w:pPr>
+      <w:r>
+        <w:rPr>
+          <w:rFonts w:ascii="ＭＳ 明朝" w:cs="ＭＳ 明朝" w:eastAsia="ＭＳ 明朝" w:hAnsi="ＭＳ 明朝"/>
+          <w:sz w:val="21"/>
+          <w:szCs w:val="21"/>
+        </w:rPr>
+        <w:t xml:space="preserve">ここからは、本日の授業を見てまいります。まず、３つの教室の様子です。</w:t>
+      </w:r>
+    </w:p>
+    <w:p>
+      <w:pPr>
+        <w:spacing w:after="60" w:line="340"/>
+      </w:pPr>
+      <w:r>
+        <w:rPr>
+          <w:rFonts w:ascii="ＭＳ 明朝" w:cs="ＭＳ 明朝" w:eastAsia="ＭＳ 明朝" w:hAnsi="ＭＳ 明朝"/>
+          <w:sz w:val="21"/>
+          <w:szCs w:val="21"/>
+        </w:rPr>
+        <w:t xml:space="preserve">３つの教室に共通していたのは、子どもが動き、考え、伝える時間の多さでした。</w:t>
+      </w:r>
+    </w:p>
+    <w:p>
+      <w:pPr>
+        <w:spacing w:after="100" w:before="60"/>
+        <w:ind w:left="240"/>
+      </w:pPr>
+      <w:r>
+        <w:rPr>
+          <w:rFonts w:ascii="ＭＳ ゴシック" w:cs="ＭＳ ゴシック" w:eastAsia="ＭＳ ゴシック" w:hAnsi="ＭＳ ゴシック"/>
+          <w:color w:val="595959"/>
+          <w:sz w:val="18"/>
+          <w:szCs w:val="18"/>
+        </w:rPr>
+        <w:t xml:space="preserve">（当日の写真を貼り付けて使用する。写真に触れながら一言添えると、ここで空気がやわらぐ）</w:t>
       </w:r>
     </w:p>
     <w:p>
@@ -1497,7 +1473,7 @@
           <w:sz w:val="22"/>
           <w:szCs w:val="22"/>
         </w:rPr>
-        <w:t xml:space="preserve">　２-①　自己肯定感を育む授業</w:t>
+        <w:t xml:space="preserve">　２-①　自己肯定感</w:t>
       </w:r>
       <w:r>
         <w:rPr>
@@ -1506,72 +1482,72 @@
           <w:sz w:val="18"/>
           <w:szCs w:val="18"/>
         </w:rPr>
-        <w:t xml:space="preserve">　　6:03</w:t>
-      </w:r>
-    </w:p>
-    <w:p>
-      <w:pPr>
-        <w:spacing w:after="60" w:line="340"/>
-      </w:pPr>
-      <w:r>
-        <w:rPr>
-          <w:rFonts w:ascii="ＭＳ 明朝" w:cs="ＭＳ 明朝" w:eastAsia="ＭＳ 明朝" w:hAnsi="ＭＳ 明朝"/>
-          <w:sz w:val="21"/>
-          <w:szCs w:val="21"/>
-        </w:rPr>
-        <w:t xml:space="preserve">田口先生の授業では、泳力差の大きい集団に対して、段階的な課題設定、泳力別のコース編成、バディでの確認活動が用意されていました。</w:t>
-      </w:r>
-    </w:p>
-    <w:p>
-      <w:pPr>
-        <w:spacing w:after="60" w:line="340"/>
-      </w:pPr>
-      <w:r>
-        <w:rPr>
-          <w:rFonts w:ascii="ＭＳ 明朝" w:cs="ＭＳ 明朝" w:eastAsia="ＭＳ 明朝" w:hAnsi="ＭＳ 明朝"/>
-          <w:sz w:val="21"/>
-          <w:szCs w:val="21"/>
-        </w:rPr>
-        <w:t xml:space="preserve">キックの確認の視点を三点示されたことで、子どもが自分の泳ぎを見る目をもつことができていました。</w:t>
-      </w:r>
-    </w:p>
-    <w:p>
-      <w:pPr>
-        <w:spacing w:after="60" w:line="340"/>
-      </w:pPr>
-      <w:r>
-        <w:rPr>
-          <w:rFonts w:ascii="ＭＳ 明朝" w:cs="ＭＳ 明朝" w:eastAsia="ＭＳ 明朝" w:hAnsi="ＭＳ 明朝"/>
-          <w:sz w:val="21"/>
-          <w:szCs w:val="21"/>
-        </w:rPr>
-        <w:t xml:space="preserve">東海林先生の授業では、安心して自分の考えを表現できる環境がつくられていました。意見が変わってもよいと保障されていた点が印象的でした。</w:t>
-      </w:r>
-    </w:p>
-    <w:p>
-      <w:pPr>
-        <w:spacing w:after="60" w:line="340"/>
-      </w:pPr>
-      <w:r>
-        <w:rPr>
-          <w:rFonts w:ascii="ＭＳ 明朝" w:cs="ＭＳ 明朝" w:eastAsia="ＭＳ 明朝" w:hAnsi="ＭＳ 明朝"/>
-          <w:sz w:val="21"/>
-          <w:szCs w:val="21"/>
-        </w:rPr>
-        <w:t xml:space="preserve">塚本先生の授業では、発表の前にペアで共有する時間が確保され、全員に発話の機会が用意されていました。</w:t>
-      </w:r>
-    </w:p>
-    <w:p>
-      <w:pPr>
-        <w:spacing w:after="60" w:line="340"/>
-      </w:pPr>
-      <w:r>
-        <w:rPr>
-          <w:rFonts w:ascii="ＭＳ 明朝" w:cs="ＭＳ 明朝" w:eastAsia="ＭＳ 明朝" w:hAnsi="ＭＳ 明朝"/>
-          <w:sz w:val="21"/>
-          <w:szCs w:val="21"/>
-        </w:rPr>
-        <w:t xml:space="preserve">いずれも、子どもが「認められる」よりも、「自分で成長を実感する」経験を積み重ねる授業でした。</w:t>
+        <w:t xml:space="preserve">　　5:46</w:t>
+      </w:r>
+    </w:p>
+    <w:p>
+      <w:pPr>
+        <w:spacing w:after="60" w:line="340"/>
+      </w:pPr>
+      <w:r>
+        <w:rPr>
+          <w:rFonts w:ascii="ＭＳ 明朝" w:cs="ＭＳ 明朝" w:eastAsia="ＭＳ 明朝" w:hAnsi="ＭＳ 明朝"/>
+          <w:sz w:val="21"/>
+          <w:szCs w:val="21"/>
+        </w:rPr>
+        <w:t xml:space="preserve">一点目は、自己肯定感です。</w:t>
+      </w:r>
+    </w:p>
+    <w:p>
+      <w:pPr>
+        <w:spacing w:after="60" w:line="340"/>
+      </w:pPr>
+      <w:r>
+        <w:rPr>
+          <w:rFonts w:ascii="ＭＳ 明朝" w:cs="ＭＳ 明朝" w:eastAsia="ＭＳ 明朝" w:hAnsi="ＭＳ 明朝"/>
+          <w:sz w:val="21"/>
+          <w:szCs w:val="21"/>
+        </w:rPr>
+        <w:t xml:space="preserve">これからの時代、学力向上の基盤となるのは自己肯定感だと考えています。</w:t>
+      </w:r>
+    </w:p>
+    <w:p>
+      <w:pPr>
+        <w:spacing w:after="60" w:line="340"/>
+      </w:pPr>
+      <w:r>
+        <w:rPr>
+          <w:rFonts w:ascii="ＭＳ 明朝" w:cs="ＭＳ 明朝" w:eastAsia="ＭＳ 明朝" w:hAnsi="ＭＳ 明朝"/>
+          <w:sz w:val="21"/>
+          <w:szCs w:val="21"/>
+        </w:rPr>
+        <w:t xml:space="preserve">ただし、ここでいう自己肯定感は、「できる子になる」ことではありません。</w:t>
+      </w:r>
+    </w:p>
+    <w:p>
+      <w:pPr>
+        <w:spacing w:after="60" w:line="340"/>
+      </w:pPr>
+      <w:r>
+        <w:rPr>
+          <w:rFonts w:ascii="ＭＳ 明朝" w:cs="ＭＳ 明朝" w:eastAsia="ＭＳ 明朝" w:hAnsi="ＭＳ 明朝"/>
+          <w:sz w:val="21"/>
+          <w:szCs w:val="21"/>
+        </w:rPr>
+        <w:t xml:space="preserve">「成長できる自分を信じること」です。</w:t>
+      </w:r>
+    </w:p>
+    <w:p>
+      <w:pPr>
+        <w:spacing w:after="60" w:line="340"/>
+      </w:pPr>
+      <w:r>
+        <w:rPr>
+          <w:rFonts w:ascii="ＭＳ 明朝" w:cs="ＭＳ 明朝" w:eastAsia="ＭＳ 明朝" w:hAnsi="ＭＳ 明朝"/>
+          <w:sz w:val="21"/>
+          <w:szCs w:val="21"/>
+        </w:rPr>
+        <w:t xml:space="preserve">この違いが、授業のつくり方を変えます。</w:t>
       </w:r>
     </w:p>
     <w:p>
@@ -1601,7 +1577,7 @@
           <w:sz w:val="22"/>
           <w:szCs w:val="22"/>
         </w:rPr>
-        <w:t xml:space="preserve">　２-②　対話・協働</w:t>
+        <w:t xml:space="preserve">　２-①　自己肯定感を育む授業</w:t>
       </w:r>
       <w:r>
         <w:rPr>
@@ -1610,33 +1586,72 @@
           <w:sz w:val="18"/>
           <w:szCs w:val="18"/>
         </w:rPr>
-        <w:t xml:space="preserve">　　6:57</w:t>
-      </w:r>
-    </w:p>
-    <w:p>
-      <w:pPr>
-        <w:spacing w:after="60" w:line="340"/>
-      </w:pPr>
-      <w:r>
-        <w:rPr>
-          <w:rFonts w:ascii="ＭＳ 明朝" w:cs="ＭＳ 明朝" w:eastAsia="ＭＳ 明朝" w:hAnsi="ＭＳ 明朝"/>
-          <w:sz w:val="21"/>
-          <w:szCs w:val="21"/>
-        </w:rPr>
-        <w:t xml:space="preserve">二点目は、対話・協働です。</w:t>
-      </w:r>
-    </w:p>
-    <w:p>
-      <w:pPr>
-        <w:spacing w:after="60" w:line="340"/>
-      </w:pPr>
-      <w:r>
-        <w:rPr>
-          <w:rFonts w:ascii="ＭＳ 明朝" w:cs="ＭＳ 明朝" w:eastAsia="ＭＳ 明朝" w:hAnsi="ＭＳ 明朝"/>
-          <w:sz w:val="21"/>
-          <w:szCs w:val="21"/>
-        </w:rPr>
-        <w:t xml:space="preserve">調査結果に表れた主体的な学びの土台。その背景には、日常的に積み重ねられている「対話を通した学び」があると受け止めました。</w:t>
+        <w:t xml:space="preserve">　　6:10</w:t>
+      </w:r>
+    </w:p>
+    <w:p>
+      <w:pPr>
+        <w:spacing w:after="60" w:line="340"/>
+      </w:pPr>
+      <w:r>
+        <w:rPr>
+          <w:rFonts w:ascii="ＭＳ 明朝" w:cs="ＭＳ 明朝" w:eastAsia="ＭＳ 明朝" w:hAnsi="ＭＳ 明朝"/>
+          <w:sz w:val="21"/>
+          <w:szCs w:val="21"/>
+        </w:rPr>
+        <w:t xml:space="preserve">田口先生は、泳力差の大きい集団に対して、段階的な課題設定、泳力別のコース、バディでの確認活動を用意されていました。</w:t>
+      </w:r>
+    </w:p>
+    <w:p>
+      <w:pPr>
+        <w:spacing w:after="60" w:line="340"/>
+      </w:pPr>
+      <w:r>
+        <w:rPr>
+          <w:rFonts w:ascii="ＭＳ 明朝" w:cs="ＭＳ 明朝" w:eastAsia="ＭＳ 明朝" w:hAnsi="ＭＳ 明朝"/>
+          <w:sz w:val="21"/>
+          <w:szCs w:val="21"/>
+        </w:rPr>
+        <w:t xml:space="preserve">キックの確認の視点を三点示されたことで、子どもが自分の泳ぎを見る目をもつことができていました。</w:t>
+      </w:r>
+    </w:p>
+    <w:p>
+      <w:pPr>
+        <w:spacing w:after="60" w:line="340"/>
+      </w:pPr>
+      <w:r>
+        <w:rPr>
+          <w:rFonts w:ascii="ＭＳ 明朝" w:cs="ＭＳ 明朝" w:eastAsia="ＭＳ 明朝" w:hAnsi="ＭＳ 明朝"/>
+          <w:sz w:val="21"/>
+          <w:szCs w:val="21"/>
+        </w:rPr>
+        <w:t xml:space="preserve">東海林先生は、安心して自分の考えを表現できる環境をつくられていました。意見が変わってもよいと保障されていた点が印象的でした。</w:t>
+      </w:r>
+    </w:p>
+    <w:p>
+      <w:pPr>
+        <w:spacing w:after="60" w:line="340"/>
+      </w:pPr>
+      <w:r>
+        <w:rPr>
+          <w:rFonts w:ascii="ＭＳ 明朝" w:cs="ＭＳ 明朝" w:eastAsia="ＭＳ 明朝" w:hAnsi="ＭＳ 明朝"/>
+          <w:sz w:val="21"/>
+          <w:szCs w:val="21"/>
+        </w:rPr>
+        <w:t xml:space="preserve">塚本先生は、発表の前にペアで共有する時間を確保し、全員に発話の機会を用意されていました。</w:t>
+      </w:r>
+    </w:p>
+    <w:p>
+      <w:pPr>
+        <w:spacing w:after="60" w:line="340"/>
+      </w:pPr>
+      <w:r>
+        <w:rPr>
+          <w:rFonts w:ascii="ＭＳ 明朝" w:cs="ＭＳ 明朝" w:eastAsia="ＭＳ 明朝" w:hAnsi="ＭＳ 明朝"/>
+          <w:sz w:val="21"/>
+          <w:szCs w:val="21"/>
+        </w:rPr>
+        <w:t xml:space="preserve">いずれも、子どもが「認められる」よりも、「自分で成長を実感する」経験を積み重ねる授業でした。</w:t>
       </w:r>
     </w:p>
     <w:p>
@@ -1666,7 +1681,7 @@
           <w:sz w:val="22"/>
           <w:szCs w:val="22"/>
         </w:rPr>
-        <w:t xml:space="preserve">　２-②　対話によって学びは深まる</w:t>
+        <w:t xml:space="preserve">　２-②　対話・協働</w:t>
       </w:r>
       <w:r>
         <w:rPr>
@@ -1675,59 +1690,33 @@
           <w:sz w:val="18"/>
           <w:szCs w:val="18"/>
         </w:rPr>
-        <w:t xml:space="preserve">　　7:12</w:t>
-      </w:r>
-    </w:p>
-    <w:p>
-      <w:pPr>
-        <w:spacing w:after="60" w:line="340"/>
-      </w:pPr>
-      <w:r>
-        <w:rPr>
-          <w:rFonts w:ascii="ＭＳ 明朝" w:cs="ＭＳ 明朝" w:eastAsia="ＭＳ 明朝" w:hAnsi="ＭＳ 明朝"/>
-          <w:sz w:val="21"/>
-          <w:szCs w:val="21"/>
-        </w:rPr>
-        <w:t xml:space="preserve">保健体育では、バディで互いの泳ぎを見合い、改善点を考えていました。得意な生徒が助言役を担っていました。</w:t>
-      </w:r>
-    </w:p>
-    <w:p>
-      <w:pPr>
-        <w:spacing w:after="60" w:line="340"/>
-      </w:pPr>
-      <w:r>
-        <w:rPr>
-          <w:rFonts w:ascii="ＭＳ 明朝" w:cs="ＭＳ 明朝" w:eastAsia="ＭＳ 明朝" w:hAnsi="ＭＳ 明朝"/>
-          <w:sz w:val="21"/>
-          <w:szCs w:val="21"/>
-        </w:rPr>
-        <w:t xml:space="preserve">道徳では、「ついていい嘘と、ついてはいけない嘘」をテーマに、価値観の違いについて議論していました。発表よりも議論の時間を重視した構成でした。</w:t>
-      </w:r>
-    </w:p>
-    <w:p>
-      <w:pPr>
-        <w:spacing w:after="60" w:line="340"/>
-      </w:pPr>
-      <w:r>
-        <w:rPr>
-          <w:rFonts w:ascii="ＭＳ 明朝" w:cs="ＭＳ 明朝" w:eastAsia="ＭＳ 明朝" w:hAnsi="ＭＳ 明朝"/>
-          <w:sz w:val="21"/>
-          <w:szCs w:val="21"/>
-        </w:rPr>
-        <w:t xml:space="preserve">外国語では、ペアでのやり取りを全体の学びへつないでいました。音読も相手とともに行い、表現を確かなものにしていました。</w:t>
-      </w:r>
-    </w:p>
-    <w:p>
-      <w:pPr>
-        <w:spacing w:after="60" w:line="340"/>
-      </w:pPr>
-      <w:r>
-        <w:rPr>
-          <w:rFonts w:ascii="ＭＳ 明朝" w:cs="ＭＳ 明朝" w:eastAsia="ＭＳ 明朝" w:hAnsi="ＭＳ 明朝"/>
-          <w:sz w:val="21"/>
-          <w:szCs w:val="21"/>
-        </w:rPr>
-        <w:t xml:space="preserve">教科は異なりますが、共通していたのは「相手を通して自分を見つめる学び」です。これが対話・協働の本質だと考えます。</w:t>
+        <w:t xml:space="preserve">　　7:01</w:t>
+      </w:r>
+    </w:p>
+    <w:p>
+      <w:pPr>
+        <w:spacing w:after="60" w:line="340"/>
+      </w:pPr>
+      <w:r>
+        <w:rPr>
+          <w:rFonts w:ascii="ＭＳ 明朝" w:cs="ＭＳ 明朝" w:eastAsia="ＭＳ 明朝" w:hAnsi="ＭＳ 明朝"/>
+          <w:sz w:val="21"/>
+          <w:szCs w:val="21"/>
+        </w:rPr>
+        <w:t xml:space="preserve">二点目は、対話・協働です。</w:t>
+      </w:r>
+    </w:p>
+    <w:p>
+      <w:pPr>
+        <w:spacing w:after="60" w:line="340"/>
+      </w:pPr>
+      <w:r>
+        <w:rPr>
+          <w:rFonts w:ascii="ＭＳ 明朝" w:cs="ＭＳ 明朝" w:eastAsia="ＭＳ 明朝" w:hAnsi="ＭＳ 明朝"/>
+          <w:sz w:val="21"/>
+          <w:szCs w:val="21"/>
+        </w:rPr>
+        <w:t xml:space="preserve">調査結果に表れた主体的な学びの土台。その背景には、日常的に積み重ねられている「対話を通した学び」があると受け止めました。</w:t>
       </w:r>
     </w:p>
     <w:p>
@@ -1757,7 +1746,7 @@
           <w:sz w:val="22"/>
           <w:szCs w:val="22"/>
         </w:rPr>
-        <w:t xml:space="preserve">　２-③　学習の自己調整</w:t>
+        <w:t xml:space="preserve">　２-②　対話によって学びは深まる</w:t>
       </w:r>
       <w:r>
         <w:rPr>
@@ -1766,46 +1755,59 @@
           <w:sz w:val="18"/>
           <w:szCs w:val="18"/>
         </w:rPr>
-        <w:t xml:space="preserve">　　7:59</w:t>
-      </w:r>
-    </w:p>
-    <w:p>
-      <w:pPr>
-        <w:spacing w:after="60" w:line="340"/>
-      </w:pPr>
-      <w:r>
-        <w:rPr>
-          <w:rFonts w:ascii="ＭＳ 明朝" w:cs="ＭＳ 明朝" w:eastAsia="ＭＳ 明朝" w:hAnsi="ＭＳ 明朝"/>
-          <w:sz w:val="21"/>
-          <w:szCs w:val="21"/>
-        </w:rPr>
-        <w:t xml:space="preserve">三点目は、学習の自己調整です。</w:t>
-      </w:r>
-    </w:p>
-    <w:p>
-      <w:pPr>
-        <w:spacing w:after="60" w:line="340"/>
-      </w:pPr>
-      <w:r>
-        <w:rPr>
-          <w:rFonts w:ascii="ＭＳ 明朝" w:cs="ＭＳ 明朝" w:eastAsia="ＭＳ 明朝" w:hAnsi="ＭＳ 明朝"/>
-          <w:sz w:val="21"/>
-          <w:szCs w:val="21"/>
-        </w:rPr>
-        <w:t xml:space="preserve">これから求められる子どもは、教えられたことを学ぶ子どもではなく、自分で学び続ける子どもです。</w:t>
-      </w:r>
-    </w:p>
-    <w:p>
-      <w:pPr>
-        <w:spacing w:after="60" w:line="340"/>
-      </w:pPr>
-      <w:r>
-        <w:rPr>
-          <w:rFonts w:ascii="ＭＳ 明朝" w:cs="ＭＳ 明朝" w:eastAsia="ＭＳ 明朝" w:hAnsi="ＭＳ 明朝"/>
-          <w:sz w:val="21"/>
-          <w:szCs w:val="21"/>
-        </w:rPr>
-        <w:t xml:space="preserve">そのために必要なのが、学習を自分で調整する力です。</w:t>
+        <w:t xml:space="preserve">　　7:15</w:t>
+      </w:r>
+    </w:p>
+    <w:p>
+      <w:pPr>
+        <w:spacing w:after="60" w:line="340"/>
+      </w:pPr>
+      <w:r>
+        <w:rPr>
+          <w:rFonts w:ascii="ＭＳ 明朝" w:cs="ＭＳ 明朝" w:eastAsia="ＭＳ 明朝" w:hAnsi="ＭＳ 明朝"/>
+          <w:sz w:val="21"/>
+          <w:szCs w:val="21"/>
+        </w:rPr>
+        <w:t xml:space="preserve">保健体育では、バディで互いの泳ぎを見合い、改善点を考えていました。</w:t>
+      </w:r>
+    </w:p>
+    <w:p>
+      <w:pPr>
+        <w:spacing w:after="60" w:line="340"/>
+      </w:pPr>
+      <w:r>
+        <w:rPr>
+          <w:rFonts w:ascii="ＭＳ 明朝" w:cs="ＭＳ 明朝" w:eastAsia="ＭＳ 明朝" w:hAnsi="ＭＳ 明朝"/>
+          <w:sz w:val="21"/>
+          <w:szCs w:val="21"/>
+        </w:rPr>
+        <w:t xml:space="preserve">道徳では、「ついていい嘘と、ついてはいけない嘘」をテーマに議論していました。発表よりも議論の時間を重視した構成でした。</w:t>
+      </w:r>
+    </w:p>
+    <w:p>
+      <w:pPr>
+        <w:spacing w:after="60" w:line="340"/>
+      </w:pPr>
+      <w:r>
+        <w:rPr>
+          <w:rFonts w:ascii="ＭＳ 明朝" w:cs="ＭＳ 明朝" w:eastAsia="ＭＳ 明朝" w:hAnsi="ＭＳ 明朝"/>
+          <w:sz w:val="21"/>
+          <w:szCs w:val="21"/>
+        </w:rPr>
+        <w:t xml:space="preserve">外国語では、ペアでのやり取りを全体の学びへつないでいました。音読も相手とともに行っていました。</w:t>
+      </w:r>
+    </w:p>
+    <w:p>
+      <w:pPr>
+        <w:spacing w:after="60" w:line="340"/>
+      </w:pPr>
+      <w:r>
+        <w:rPr>
+          <w:rFonts w:ascii="ＭＳ 明朝" w:cs="ＭＳ 明朝" w:eastAsia="ＭＳ 明朝" w:hAnsi="ＭＳ 明朝"/>
+          <w:sz w:val="21"/>
+          <w:szCs w:val="21"/>
+        </w:rPr>
+        <w:t xml:space="preserve">教科は異なりますが、共通していたのは「相手を通して自分を見つめる学び」です。これが対話・協働の本質だと考えます。</w:t>
       </w:r>
     </w:p>
     <w:p>
@@ -1835,7 +1837,7 @@
           <w:sz w:val="22"/>
           <w:szCs w:val="22"/>
         </w:rPr>
-        <w:t xml:space="preserve">　２-③　自己調整が行われていた授業</w:t>
+        <w:t xml:space="preserve">　２-③　学習の自己調整</w:t>
       </w:r>
       <w:r>
         <w:rPr>
@@ -1844,72 +1846,46 @@
           <w:sz w:val="18"/>
           <w:szCs w:val="18"/>
         </w:rPr>
-        <w:t xml:space="preserve">　　8:16</w:t>
-      </w:r>
-    </w:p>
-    <w:p>
-      <w:pPr>
-        <w:spacing w:after="60" w:line="340"/>
-      </w:pPr>
-      <w:r>
-        <w:rPr>
-          <w:rFonts w:ascii="ＭＳ 明朝" w:cs="ＭＳ 明朝" w:eastAsia="ＭＳ 明朝" w:hAnsi="ＭＳ 明朝"/>
-          <w:sz w:val="21"/>
-          <w:szCs w:val="21"/>
-        </w:rPr>
-        <w:t xml:space="preserve">本日の授業では、本時の目標、振り返り、自己評価、次時への見通し。この四点が大切にされていました。</w:t>
-      </w:r>
-    </w:p>
-    <w:p>
-      <w:pPr>
-        <w:spacing w:after="60" w:line="340"/>
-      </w:pPr>
-      <w:r>
-        <w:rPr>
-          <w:rFonts w:ascii="ＭＳ 明朝" w:cs="ＭＳ 明朝" w:eastAsia="ＭＳ 明朝" w:hAnsi="ＭＳ 明朝"/>
-          <w:sz w:val="21"/>
-          <w:szCs w:val="21"/>
-        </w:rPr>
-        <w:t xml:space="preserve">田口先生は、着替えの前に目標と授業の流れを確認され、学習カードで要点を振り返らせていました。</w:t>
-      </w:r>
-    </w:p>
-    <w:p>
-      <w:pPr>
-        <w:spacing w:after="60" w:line="340"/>
-      </w:pPr>
-      <w:r>
-        <w:rPr>
-          <w:rFonts w:ascii="ＭＳ 明朝" w:cs="ＭＳ 明朝" w:eastAsia="ＭＳ 明朝" w:hAnsi="ＭＳ 明朝"/>
-          <w:sz w:val="21"/>
-          <w:szCs w:val="21"/>
-        </w:rPr>
-        <w:t xml:space="preserve">塚本先生は、Today's Goal と Today's Plan を示し、振り返りをワークシートに記入させていました。</w:t>
-      </w:r>
-    </w:p>
-    <w:p>
-      <w:pPr>
-        <w:spacing w:after="60" w:line="340"/>
-      </w:pPr>
-      <w:r>
-        <w:rPr>
-          <w:rFonts w:ascii="ＭＳ 明朝" w:cs="ＭＳ 明朝" w:eastAsia="ＭＳ 明朝" w:hAnsi="ＭＳ 明朝"/>
-          <w:sz w:val="21"/>
-          <w:szCs w:val="21"/>
-        </w:rPr>
-        <w:t xml:space="preserve">東海林先生は、前時のワークシートで自分の考えを確かめてから、議論に入っていました。</w:t>
-      </w:r>
-    </w:p>
-    <w:p>
-      <w:pPr>
-        <w:spacing w:after="60" w:line="340"/>
-      </w:pPr>
-      <w:r>
-        <w:rPr>
-          <w:rFonts w:ascii="ＭＳ 明朝" w:cs="ＭＳ 明朝" w:eastAsia="ＭＳ 明朝" w:hAnsi="ＭＳ 明朝"/>
-          <w:sz w:val="21"/>
-          <w:szCs w:val="21"/>
-        </w:rPr>
-        <w:t xml:space="preserve">教師が管理する学習から、子どもが管理する学習へ。着実に転換が進んでいます。</w:t>
+        <w:t xml:space="preserve">　　7:54</w:t>
+      </w:r>
+    </w:p>
+    <w:p>
+      <w:pPr>
+        <w:spacing w:after="60" w:line="340"/>
+      </w:pPr>
+      <w:r>
+        <w:rPr>
+          <w:rFonts w:ascii="ＭＳ 明朝" w:cs="ＭＳ 明朝" w:eastAsia="ＭＳ 明朝" w:hAnsi="ＭＳ 明朝"/>
+          <w:sz w:val="21"/>
+          <w:szCs w:val="21"/>
+        </w:rPr>
+        <w:t xml:space="preserve">三点目は、学習の自己調整です。</w:t>
+      </w:r>
+    </w:p>
+    <w:p>
+      <w:pPr>
+        <w:spacing w:after="60" w:line="340"/>
+      </w:pPr>
+      <w:r>
+        <w:rPr>
+          <w:rFonts w:ascii="ＭＳ 明朝" w:cs="ＭＳ 明朝" w:eastAsia="ＭＳ 明朝" w:hAnsi="ＭＳ 明朝"/>
+          <w:sz w:val="21"/>
+          <w:szCs w:val="21"/>
+        </w:rPr>
+        <w:t xml:space="preserve">これから求められる子どもは、教えられたことを学ぶ子どもではなく、自分で学び続ける子どもです。</w:t>
+      </w:r>
+    </w:p>
+    <w:p>
+      <w:pPr>
+        <w:spacing w:after="60" w:line="340"/>
+      </w:pPr>
+      <w:r>
+        <w:rPr>
+          <w:rFonts w:ascii="ＭＳ 明朝" w:cs="ＭＳ 明朝" w:eastAsia="ＭＳ 明朝" w:hAnsi="ＭＳ 明朝"/>
+          <w:sz w:val="21"/>
+          <w:szCs w:val="21"/>
+        </w:rPr>
+        <w:t xml:space="preserve">そのために必要なのが、学習を自分で調整する力です。</w:t>
       </w:r>
     </w:p>
     <w:p>
@@ -1939,7 +1915,7 @@
           <w:sz w:val="22"/>
           <w:szCs w:val="22"/>
         </w:rPr>
-        <w:t xml:space="preserve">　今後に向けて</w:t>
+        <w:t xml:space="preserve">　２-③　自己調整が行われていた授業</w:t>
       </w:r>
       <w:r>
         <w:rPr>
@@ -1948,46 +1924,72 @@
           <w:sz w:val="18"/>
           <w:szCs w:val="18"/>
         </w:rPr>
-        <w:t xml:space="preserve">　　9:03</w:t>
-      </w:r>
-    </w:p>
-    <w:p>
-      <w:pPr>
-        <w:spacing w:after="60" w:line="340"/>
-      </w:pPr>
-      <w:r>
-        <w:rPr>
-          <w:rFonts w:ascii="ＭＳ 明朝" w:cs="ＭＳ 明朝" w:eastAsia="ＭＳ 明朝" w:hAnsi="ＭＳ 明朝"/>
-          <w:sz w:val="21"/>
-          <w:szCs w:val="21"/>
-        </w:rPr>
-        <w:t xml:space="preserve">学力調査結果と、今日の授業をつなげて考えると、さらに伸ばしたいのは、「学びを自分事として捉える子ども」です。</w:t>
-      </w:r>
-    </w:p>
-    <w:p>
-      <w:pPr>
-        <w:spacing w:after="60" w:line="340"/>
-      </w:pPr>
-      <w:r>
-        <w:rPr>
-          <w:rFonts w:ascii="ＭＳ 明朝" w:cs="ＭＳ 明朝" w:eastAsia="ＭＳ 明朝" w:hAnsi="ＭＳ 明朝"/>
-          <w:sz w:val="21"/>
-          <w:szCs w:val="21"/>
-        </w:rPr>
-        <w:t xml:space="preserve">そのためには、自己肯定感、対話・協働、学習の自己調整を、９年間で系統的に育てていくことが重要になります。</w:t>
-      </w:r>
-    </w:p>
-    <w:p>
-      <w:pPr>
-        <w:spacing w:after="60" w:line="340"/>
-      </w:pPr>
-      <w:r>
-        <w:rPr>
-          <w:rFonts w:ascii="ＭＳ 明朝" w:cs="ＭＳ 明朝" w:eastAsia="ＭＳ 明朝" w:hAnsi="ＭＳ 明朝"/>
-          <w:sz w:val="21"/>
-          <w:szCs w:val="21"/>
-        </w:rPr>
-        <w:t xml:space="preserve">学年や教科で完結させず、９年間の系統として整理していただきたいと考えます。小竹小学校との校区別協議会も、その大切な場になります。</w:t>
+        <w:t xml:space="preserve">　　8:12</w:t>
+      </w:r>
+    </w:p>
+    <w:p>
+      <w:pPr>
+        <w:spacing w:after="60" w:line="340"/>
+      </w:pPr>
+      <w:r>
+        <w:rPr>
+          <w:rFonts w:ascii="ＭＳ 明朝" w:cs="ＭＳ 明朝" w:eastAsia="ＭＳ 明朝" w:hAnsi="ＭＳ 明朝"/>
+          <w:sz w:val="21"/>
+          <w:szCs w:val="21"/>
+        </w:rPr>
+        <w:t xml:space="preserve">本日の授業では、本時の目標、振り返り、自己評価、次時への見通し。この四点が大切にされていました。</w:t>
+      </w:r>
+    </w:p>
+    <w:p>
+      <w:pPr>
+        <w:spacing w:after="60" w:line="340"/>
+      </w:pPr>
+      <w:r>
+        <w:rPr>
+          <w:rFonts w:ascii="ＭＳ 明朝" w:cs="ＭＳ 明朝" w:eastAsia="ＭＳ 明朝" w:hAnsi="ＭＳ 明朝"/>
+          <w:sz w:val="21"/>
+          <w:szCs w:val="21"/>
+        </w:rPr>
+        <w:t xml:space="preserve">田口先生は、着替えの前に目標と授業の流れを確認され、学習カードで要点を振り返らせていました。</w:t>
+      </w:r>
+    </w:p>
+    <w:p>
+      <w:pPr>
+        <w:spacing w:after="60" w:line="340"/>
+      </w:pPr>
+      <w:r>
+        <w:rPr>
+          <w:rFonts w:ascii="ＭＳ 明朝" w:cs="ＭＳ 明朝" w:eastAsia="ＭＳ 明朝" w:hAnsi="ＭＳ 明朝"/>
+          <w:sz w:val="21"/>
+          <w:szCs w:val="21"/>
+        </w:rPr>
+        <w:t xml:space="preserve">塚本先生は、Today's Goal と Today's Plan を示し、振り返りをワークシートに記入させていました。</w:t>
+      </w:r>
+    </w:p>
+    <w:p>
+      <w:pPr>
+        <w:spacing w:after="60" w:line="340"/>
+      </w:pPr>
+      <w:r>
+        <w:rPr>
+          <w:rFonts w:ascii="ＭＳ 明朝" w:cs="ＭＳ 明朝" w:eastAsia="ＭＳ 明朝" w:hAnsi="ＭＳ 明朝"/>
+          <w:sz w:val="21"/>
+          <w:szCs w:val="21"/>
+        </w:rPr>
+        <w:t xml:space="preserve">東海林先生は、前時のワークシートで自分の考えを確かめてから、議論に入っていました。</w:t>
+      </w:r>
+    </w:p>
+    <w:p>
+      <w:pPr>
+        <w:spacing w:after="60" w:line="340"/>
+      </w:pPr>
+      <w:r>
+        <w:rPr>
+          <w:rFonts w:ascii="ＭＳ 明朝" w:cs="ＭＳ 明朝" w:eastAsia="ＭＳ 明朝" w:hAnsi="ＭＳ 明朝"/>
+          <w:sz w:val="21"/>
+          <w:szCs w:val="21"/>
+        </w:rPr>
+        <w:t xml:space="preserve">教師が管理する学習から、子どもが管理する学習へ。着実に転換が進んでいます。</w:t>
       </w:r>
     </w:p>
     <w:p>
@@ -2017,7 +2019,7 @@
           <w:sz w:val="22"/>
           <w:szCs w:val="22"/>
         </w:rPr>
-        <w:t xml:space="preserve">　まとめ</w:t>
+        <w:t xml:space="preserve">　今後に向けて</w:t>
       </w:r>
       <w:r>
         <w:rPr>
@@ -2026,7 +2028,85 @@
           <w:sz w:val="18"/>
           <w:szCs w:val="18"/>
         </w:rPr>
-        <w:t xml:space="preserve">　　9:37</w:t>
+        <w:t xml:space="preserve">　　8:58</w:t>
+      </w:r>
+    </w:p>
+    <w:p>
+      <w:pPr>
+        <w:spacing w:after="60" w:line="340"/>
+      </w:pPr>
+      <w:r>
+        <w:rPr>
+          <w:rFonts w:ascii="ＭＳ 明朝" w:cs="ＭＳ 明朝" w:eastAsia="ＭＳ 明朝" w:hAnsi="ＭＳ 明朝"/>
+          <w:sz w:val="21"/>
+          <w:szCs w:val="21"/>
+        </w:rPr>
+        <w:t xml:space="preserve">学力調査結果と、今日の授業をつなげて考えると、さらに伸ばしたいのは、「学びを自分事として捉える子ども」です。</w:t>
+      </w:r>
+    </w:p>
+    <w:p>
+      <w:pPr>
+        <w:spacing w:after="60" w:line="340"/>
+      </w:pPr>
+      <w:r>
+        <w:rPr>
+          <w:rFonts w:ascii="ＭＳ 明朝" w:cs="ＭＳ 明朝" w:eastAsia="ＭＳ 明朝" w:hAnsi="ＭＳ 明朝"/>
+          <w:sz w:val="21"/>
+          <w:szCs w:val="21"/>
+        </w:rPr>
+        <w:t xml:space="preserve">そのためには、自己肯定感、対話・協働、学習の自己調整を、９年間で系統的に育てていくことが重要になります。</w:t>
+      </w:r>
+    </w:p>
+    <w:p>
+      <w:pPr>
+        <w:spacing w:after="60" w:line="340"/>
+      </w:pPr>
+      <w:r>
+        <w:rPr>
+          <w:rFonts w:ascii="ＭＳ 明朝" w:cs="ＭＳ 明朝" w:eastAsia="ＭＳ 明朝" w:hAnsi="ＭＳ 明朝"/>
+          <w:sz w:val="21"/>
+          <w:szCs w:val="21"/>
+        </w:rPr>
+        <w:t xml:space="preserve">学年や教科で完結させず、９年間の系統として整理していただきたいと考えます。小竹小学校との校区別協議会も、その大切な場になります。</w:t>
+      </w:r>
+    </w:p>
+    <w:p>
+      <w:pPr>
+        <w:pBdr>
+          <w:bottom w:val="single" w:color="BFDED5" w:sz="6"/>
+        </w:pBdr>
+        <w:spacing w:after="120" w:before="320"/>
+      </w:pPr>
+      <w:r>
+        <w:rPr>
+          <w:rFonts w:ascii="ＭＳ ゴシック" w:cs="ＭＳ ゴシック" w:eastAsia="ＭＳ ゴシック" w:hAnsi="ＭＳ ゴシック"/>
+          <w:b/>
+          <w:bCs/>
+          <w:color w:val="2F8F79"/>
+          <w:sz w:val="20"/>
+          <w:szCs w:val="20"/>
+        </w:rPr>
+        <w:t xml:space="preserve">スライド１９</w:t>
+      </w:r>
+      <w:r>
+        <w:rPr>
+          <w:rFonts w:ascii="ＭＳ ゴシック" w:cs="ＭＳ ゴシック" w:eastAsia="ＭＳ ゴシック" w:hAnsi="ＭＳ ゴシック"/>
+          <w:b/>
+          <w:bCs/>
+          <w:color w:val="1A1A1A"/>
+          <w:sz w:val="22"/>
+          <w:szCs w:val="22"/>
+        </w:rPr>
+        <w:t xml:space="preserve">　まとめ</w:t>
+      </w:r>
+      <w:r>
+        <w:rPr>
+          <w:rFonts w:ascii="ＭＳ ゴシック" w:cs="ＭＳ ゴシック" w:eastAsia="ＭＳ ゴシック" w:hAnsi="ＭＳ ゴシック"/>
+          <w:color w:val="595959"/>
+          <w:sz w:val="18"/>
+          <w:szCs w:val="18"/>
+        </w:rPr>
+        <w:t xml:space="preserve">　　9:32</w:t>
       </w:r>
     </w:p>
     <w:p>
